--- a/GroupI_Project2_AnnotatedCodeDocument.docx
+++ b/GroupI_Project2_AnnotatedCodeDocument.docx
@@ -81,8 +81,13 @@
             </w:r>
           </w:p>
           <w:p>
-            <w:r>
-              <w:t>project_name = "Project #2: Automation of Concrete Mix Design"</w:t>
+            <w:proofErr w:type="spellStart"/>
+            <w:r>
+              <w:t>project_name</w:t>
+            </w:r>
+            <w:proofErr w:type="spellEnd"/>
+            <w:r>
+              <w:t xml:space="preserve"> = "Project #2: Automation of Concrete Mix Design"</w:t>
             </w:r>
           </w:p>
           <w:p>
@@ -97,13 +102,62 @@
             </w:r>
           </w:p>
           <w:p>
-            <w:r>
-              <w:t>print(f"Project Name: {project_name}")</w:t>
-            </w:r>
-          </w:p>
-          <w:p>
-            <w:r>
-              <w:t>print(f"Client: {client}")</w:t>
+            <w:proofErr w:type="gramStart"/>
+            <w:r>
+              <w:t>print(</w:t>
+            </w:r>
+            <w:proofErr w:type="spellStart"/>
+            <w:proofErr w:type="gramEnd"/>
+            <w:r>
+              <w:t>f"Project</w:t>
+            </w:r>
+            <w:proofErr w:type="spellEnd"/>
+            <w:r>
+              <w:t xml:space="preserve"> </w:t>
+            </w:r>
+            <w:proofErr w:type="gramStart"/>
+            <w:r>
+              <w:t>Name: {</w:t>
+            </w:r>
+            <w:proofErr w:type="spellStart"/>
+            <w:proofErr w:type="gramEnd"/>
+            <w:r>
+              <w:t>project_</w:t>
+            </w:r>
+            <w:proofErr w:type="gramStart"/>
+            <w:r>
+              <w:t>name</w:t>
+            </w:r>
+            <w:proofErr w:type="spellEnd"/>
+            <w:r>
+              <w:t>}"</w:t>
+            </w:r>
+            <w:proofErr w:type="gramEnd"/>
+            <w:r>
+              <w:t>)</w:t>
+            </w:r>
+          </w:p>
+          <w:p>
+            <w:proofErr w:type="gramStart"/>
+            <w:r>
+              <w:t>print(</w:t>
+            </w:r>
+            <w:proofErr w:type="spellStart"/>
+            <w:proofErr w:type="gramEnd"/>
+            <w:r>
+              <w:t>f"</w:t>
+            </w:r>
+            <w:proofErr w:type="gramStart"/>
+            <w:r>
+              <w:t>Client</w:t>
+            </w:r>
+            <w:proofErr w:type="spellEnd"/>
+            <w:r>
+              <w:t>: {client}"</w:t>
+            </w:r>
+            <w:proofErr w:type="gramEnd"/>
+            <w:r>
+              <w:t>)</w:t>
             </w:r>
           </w:p>
           <w:p/>
@@ -125,12 +179,25 @@
           <w:p/>
           <w:p>
             <w:r>
-              <w:t>#Unit weight of water (lb/ft³)</w:t>
-            </w:r>
-          </w:p>
-          <w:p>
-            <w:r>
-              <w:t>unit_weight_water = 62.4</w:t>
+              <w:t>#Unit weight of water (</w:t>
+            </w:r>
+            <w:proofErr w:type="spellStart"/>
+            <w:r>
+              <w:t>lb</w:t>
+            </w:r>
+            <w:proofErr w:type="spellEnd"/>
+            <w:r>
+              <w:t>/ft³)</w:t>
+            </w:r>
+          </w:p>
+          <w:p>
+            <w:proofErr w:type="spellStart"/>
+            <w:r>
+              <w:t>unit_weight_water</w:t>
+            </w:r>
+            <w:proofErr w:type="spellEnd"/>
+            <w:r>
+              <w:t xml:space="preserve"> = 62.4</w:t>
             </w:r>
           </w:p>
           <w:p/>
@@ -140,18 +207,33 @@
             </w:r>
           </w:p>
           <w:p>
-            <w:r>
-              <w:t>sg_fly_ash_K = 2.30</w:t>
-            </w:r>
-          </w:p>
-          <w:p>
-            <w:r>
-              <w:t>sg_silica_L = 2.20</w:t>
-            </w:r>
-          </w:p>
-          <w:p>
-            <w:r>
-              <w:t>sg_SCM_M = 2.60</w:t>
+            <w:proofErr w:type="spellStart"/>
+            <w:r>
+              <w:t>sg_fly_ash_K</w:t>
+            </w:r>
+            <w:proofErr w:type="spellEnd"/>
+            <w:r>
+              <w:t xml:space="preserve"> = 2.30</w:t>
+            </w:r>
+          </w:p>
+          <w:p>
+            <w:proofErr w:type="spellStart"/>
+            <w:r>
+              <w:t>sg_silica_L</w:t>
+            </w:r>
+            <w:proofErr w:type="spellEnd"/>
+            <w:r>
+              <w:t xml:space="preserve"> = 2.20</w:t>
+            </w:r>
+          </w:p>
+          <w:p>
+            <w:proofErr w:type="spellStart"/>
+            <w:r>
+              <w:t>sg_SCM_M</w:t>
+            </w:r>
+            <w:proofErr w:type="spellEnd"/>
+            <w:r>
+              <w:t xml:space="preserve"> = 2.60</w:t>
             </w:r>
           </w:p>
           <w:p/>
@@ -161,33 +243,135 @@
             </w:r>
           </w:p>
           <w:p>
-            <w:r>
-              <w:t>print("\nDefined Engineering Constants:")</w:t>
-            </w:r>
-          </w:p>
-          <w:p>
-            <w:r>
-              <w:t>print(f" - 1 cubic yard = {cubic_yard_ft3} ft³")</w:t>
-            </w:r>
-          </w:p>
-          <w:p>
-            <w:r>
-              <w:t>print(f" - Unit weight of water = {unit_weight_water} lb/ft³")</w:t>
-            </w:r>
-          </w:p>
-          <w:p>
-            <w:r>
-              <w:t>print(f" - Default SG (Fly Ash) = {sg_fly_ash_K}")</w:t>
-            </w:r>
-          </w:p>
-          <w:p>
-            <w:r>
-              <w:t>print(f" - Default SG (Silica Fume) = {sg_silica_L}")</w:t>
-            </w:r>
-          </w:p>
-          <w:p>
-            <w:r>
-              <w:t>print(f" - Default SG (Other SCM) = {sg_SCM_M}")</w:t>
+            <w:proofErr w:type="gramStart"/>
+            <w:r>
+              <w:t>print(</w:t>
+            </w:r>
+            <w:proofErr w:type="gramEnd"/>
+            <w:r>
+              <w:t>"\</w:t>
+            </w:r>
+            <w:proofErr w:type="spellStart"/>
+            <w:r>
+              <w:t>nDefined</w:t>
+            </w:r>
+            <w:proofErr w:type="spellEnd"/>
+            <w:r>
+              <w:t xml:space="preserve"> Engineering Constants:")</w:t>
+            </w:r>
+          </w:p>
+          <w:p>
+            <w:proofErr w:type="gramStart"/>
+            <w:r>
+              <w:t>print(</w:t>
+            </w:r>
+            <w:proofErr w:type="gramEnd"/>
+            <w:r>
+              <w:t>f" - 1 cubic yard = {cubic_yard_ft3} ft³")</w:t>
+            </w:r>
+          </w:p>
+          <w:p>
+            <w:proofErr w:type="gramStart"/>
+            <w:r>
+              <w:t>print(</w:t>
+            </w:r>
+            <w:proofErr w:type="gramEnd"/>
+            <w:r>
+              <w:t>f" - Unit weight of water = {</w:t>
+            </w:r>
+            <w:proofErr w:type="spellStart"/>
+            <w:r>
+              <w:t>unit_weight_water</w:t>
+            </w:r>
+            <w:proofErr w:type="spellEnd"/>
+            <w:r>
+              <w:t xml:space="preserve">} </w:t>
+            </w:r>
+            <w:proofErr w:type="spellStart"/>
+            <w:r>
+              <w:t>lb</w:t>
+            </w:r>
+            <w:proofErr w:type="spellEnd"/>
+            <w:r>
+              <w:t>/ft³")</w:t>
+            </w:r>
+          </w:p>
+          <w:p>
+            <w:proofErr w:type="gramStart"/>
+            <w:r>
+              <w:t>print(</w:t>
+            </w:r>
+            <w:proofErr w:type="gramEnd"/>
+            <w:r>
+              <w:t>f" - Default SG (Fly Ash) = {</w:t>
+            </w:r>
+            <w:proofErr w:type="spellStart"/>
+            <w:r>
+              <w:t>sg_fly_ash_</w:t>
+            </w:r>
+            <w:proofErr w:type="gramStart"/>
+            <w:r>
+              <w:t>K</w:t>
+            </w:r>
+            <w:proofErr w:type="spellEnd"/>
+            <w:r>
+              <w:t>}"</w:t>
+            </w:r>
+            <w:proofErr w:type="gramEnd"/>
+            <w:r>
+              <w:t>)</w:t>
+            </w:r>
+          </w:p>
+          <w:p>
+            <w:proofErr w:type="gramStart"/>
+            <w:r>
+              <w:t>print(</w:t>
+            </w:r>
+            <w:proofErr w:type="gramEnd"/>
+            <w:r>
+              <w:t>f" - Default SG (Silica Fume) = {</w:t>
+            </w:r>
+            <w:proofErr w:type="spellStart"/>
+            <w:r>
+              <w:t>sg_silica_</w:t>
+            </w:r>
+            <w:proofErr w:type="gramStart"/>
+            <w:r>
+              <w:t>L</w:t>
+            </w:r>
+            <w:proofErr w:type="spellEnd"/>
+            <w:r>
+              <w:t>}"</w:t>
+            </w:r>
+            <w:proofErr w:type="gramEnd"/>
+            <w:r>
+              <w:t>)</w:t>
+            </w:r>
+          </w:p>
+          <w:p>
+            <w:proofErr w:type="gramStart"/>
+            <w:r>
+              <w:t>print(</w:t>
+            </w:r>
+            <w:proofErr w:type="gramEnd"/>
+            <w:r>
+              <w:t>f" - Default SG (Other SCM) = {</w:t>
+            </w:r>
+            <w:proofErr w:type="spellStart"/>
+            <w:r>
+              <w:t>sg_SCM_</w:t>
+            </w:r>
+            <w:proofErr w:type="gramStart"/>
+            <w:r>
+              <w:t>M</w:t>
+            </w:r>
+            <w:proofErr w:type="spellEnd"/>
+            <w:r>
+              <w:t>}"</w:t>
+            </w:r>
+            <w:proofErr w:type="gramEnd"/>
+            <w:r>
+              <w:t>)</w:t>
             </w:r>
           </w:p>
         </w:tc>
@@ -203,10 +387,26 @@
               <w:t>grounds</w:t>
             </w:r>
             <w:r>
-              <w:t xml:space="preserve"> of the project, as it sets up the projects information and defines all the engineering constants such as cubic yards in ft, unit weight of water, and default specific gravities for SCM’s. All of which will be used throughout the concrete mix </w:t>
-            </w:r>
-            <w:r>
-              <w:t xml:space="preserve">designs. The first part stores the project name and client, then prints the results so the user can confirm that the correct project is being ran. Following this, fundamental constants such as the volume of one cubic yard of concrete, the unit weight of water, and the default specific gravities for </w:t>
+              <w:t xml:space="preserve"> of the project, as it sets up the </w:t>
+            </w:r>
+            <w:proofErr w:type="gramStart"/>
+            <w:r>
+              <w:t>projects</w:t>
+            </w:r>
+            <w:proofErr w:type="gramEnd"/>
+            <w:r>
+              <w:t xml:space="preserve"> information and defines all the engineering constants such as cubic yards in ft, unit weight of water, and default specific gravities for SCM’s. All of which will be used throughout the concrete mix </w:t>
+            </w:r>
+            <w:r>
+              <w:t xml:space="preserve">designs. The first part stores the project name and client, then prints the results so the user can confirm that the correct project is being </w:t>
+            </w:r>
+            <w:proofErr w:type="gramStart"/>
+            <w:r>
+              <w:t>ran</w:t>
+            </w:r>
+            <w:proofErr w:type="gramEnd"/>
+            <w:r>
+              <w:t xml:space="preserve">. Following this, fundamental constants such as the volume of one cubic yard of concrete, the unit weight of water, and the default specific gravities for </w:t>
             </w:r>
             <w:r>
               <w:t>supplementary cementitious materials (SCMs)</w:t>
@@ -253,23 +453,126 @@
           </w:p>
           <w:p>
             <w:r>
-              <w:t>def calculate_water_weight_Q(cement_A, fly_ash_B, silica_C, other_scm_D, wc_ratio_E):</w:t>
-            </w:r>
-          </w:p>
-          <w:p>
-            <w:r>
-              <w:t xml:space="preserve">    water_weight_Q = (cement_A + fly_ash_B + silica_C + other_scm_D) * wc_ratio_E</w:t>
-            </w:r>
-          </w:p>
-          <w:p>
-            <w:r>
-              <w:t xml:space="preserve">    return water_weight_Q</w:t>
+              <w:t xml:space="preserve">def </w:t>
+            </w:r>
+            <w:proofErr w:type="spellStart"/>
+            <w:r>
+              <w:t>calculate_water_weight_</w:t>
+            </w:r>
+            <w:proofErr w:type="gramStart"/>
+            <w:r>
+              <w:t>Q</w:t>
+            </w:r>
+            <w:proofErr w:type="spellEnd"/>
+            <w:r>
+              <w:t>(</w:t>
+            </w:r>
+            <w:proofErr w:type="spellStart"/>
+            <w:proofErr w:type="gramEnd"/>
+            <w:r>
+              <w:t>cement_A</w:t>
+            </w:r>
+            <w:proofErr w:type="spellEnd"/>
+            <w:r>
+              <w:t xml:space="preserve">, </w:t>
+            </w:r>
+            <w:proofErr w:type="spellStart"/>
+            <w:r>
+              <w:t>fly_ash_B</w:t>
+            </w:r>
+            <w:proofErr w:type="spellEnd"/>
+            <w:r>
+              <w:t xml:space="preserve">, </w:t>
+            </w:r>
+            <w:proofErr w:type="spellStart"/>
+            <w:r>
+              <w:t>silica_C</w:t>
+            </w:r>
+            <w:proofErr w:type="spellEnd"/>
+            <w:r>
+              <w:t xml:space="preserve">, </w:t>
+            </w:r>
+            <w:proofErr w:type="spellStart"/>
+            <w:r>
+              <w:t>other_scm_D</w:t>
+            </w:r>
+            <w:proofErr w:type="spellEnd"/>
+            <w:r>
+              <w:t xml:space="preserve">, </w:t>
+            </w:r>
+            <w:proofErr w:type="spellStart"/>
+            <w:r>
+              <w:t>wc_ratio_E</w:t>
+            </w:r>
+            <w:proofErr w:type="spellEnd"/>
+            <w:r>
+              <w:t>):</w:t>
             </w:r>
           </w:p>
           <w:p>
             <w:r>
               <w:t xml:space="preserve">    </w:t>
             </w:r>
+            <w:proofErr w:type="spellStart"/>
+            <w:r>
+              <w:t>water_weight_Q</w:t>
+            </w:r>
+            <w:proofErr w:type="spellEnd"/>
+            <w:r>
+              <w:t xml:space="preserve"> = (</w:t>
+            </w:r>
+            <w:proofErr w:type="spellStart"/>
+            <w:r>
+              <w:t>cement_A</w:t>
+            </w:r>
+            <w:proofErr w:type="spellEnd"/>
+            <w:r>
+              <w:t xml:space="preserve"> + </w:t>
+            </w:r>
+            <w:proofErr w:type="spellStart"/>
+            <w:r>
+              <w:t>fly_ash_B</w:t>
+            </w:r>
+            <w:proofErr w:type="spellEnd"/>
+            <w:r>
+              <w:t xml:space="preserve"> + </w:t>
+            </w:r>
+            <w:proofErr w:type="spellStart"/>
+            <w:r>
+              <w:t>silica_C</w:t>
+            </w:r>
+            <w:proofErr w:type="spellEnd"/>
+            <w:r>
+              <w:t xml:space="preserve"> + </w:t>
+            </w:r>
+            <w:proofErr w:type="spellStart"/>
+            <w:r>
+              <w:t>other_scm_D</w:t>
+            </w:r>
+            <w:proofErr w:type="spellEnd"/>
+            <w:r>
+              <w:t xml:space="preserve">) * </w:t>
+            </w:r>
+            <w:proofErr w:type="spellStart"/>
+            <w:r>
+              <w:t>wc_ratio_E</w:t>
+            </w:r>
+            <w:proofErr w:type="spellEnd"/>
+          </w:p>
+          <w:p>
+            <w:r>
+              <w:t xml:space="preserve">    return </w:t>
+            </w:r>
+            <w:proofErr w:type="spellStart"/>
+            <w:r>
+              <w:t>water_weight_Q</w:t>
+            </w:r>
+            <w:proofErr w:type="spellEnd"/>
+          </w:p>
+          <w:p>
+            <w:r>
+              <w:t xml:space="preserve">    </w:t>
+            </w:r>
           </w:p>
           <w:p>
             <w:r>
@@ -283,18 +586,84 @@
           </w:p>
           <w:p>
             <w:r>
-              <w:t>def calculate_volume_R(cement_A, sg_cement_J):</w:t>
-            </w:r>
-          </w:p>
-          <w:p>
-            <w:r>
-              <w:t xml:space="preserve">    volume_cement_R = cement_A / (sg_cement_J * unit_weight_water)</w:t>
-            </w:r>
-          </w:p>
-          <w:p>
-            <w:r>
-              <w:t xml:space="preserve">    return volume_cement_R</w:t>
-            </w:r>
+              <w:t xml:space="preserve">def </w:t>
+            </w:r>
+            <w:proofErr w:type="spellStart"/>
+            <w:r>
+              <w:t>calculate_volume_</w:t>
+            </w:r>
+            <w:proofErr w:type="gramStart"/>
+            <w:r>
+              <w:t>R</w:t>
+            </w:r>
+            <w:proofErr w:type="spellEnd"/>
+            <w:r>
+              <w:t>(</w:t>
+            </w:r>
+            <w:proofErr w:type="spellStart"/>
+            <w:proofErr w:type="gramEnd"/>
+            <w:r>
+              <w:t>cement_A</w:t>
+            </w:r>
+            <w:proofErr w:type="spellEnd"/>
+            <w:r>
+              <w:t xml:space="preserve">, </w:t>
+            </w:r>
+            <w:proofErr w:type="spellStart"/>
+            <w:r>
+              <w:t>sg_cement_J</w:t>
+            </w:r>
+            <w:proofErr w:type="spellEnd"/>
+            <w:r>
+              <w:t>):</w:t>
+            </w:r>
+          </w:p>
+          <w:p>
+            <w:r>
+              <w:t xml:space="preserve">    </w:t>
+            </w:r>
+            <w:proofErr w:type="spellStart"/>
+            <w:r>
+              <w:t>volume_cement_R</w:t>
+            </w:r>
+            <w:proofErr w:type="spellEnd"/>
+            <w:r>
+              <w:t xml:space="preserve"> = </w:t>
+            </w:r>
+            <w:proofErr w:type="spellStart"/>
+            <w:r>
+              <w:t>cement_A</w:t>
+            </w:r>
+            <w:proofErr w:type="spellEnd"/>
+            <w:r>
+              <w:t xml:space="preserve"> / (</w:t>
+            </w:r>
+            <w:proofErr w:type="spellStart"/>
+            <w:r>
+              <w:t>sg_cement_J</w:t>
+            </w:r>
+            <w:proofErr w:type="spellEnd"/>
+            <w:r>
+              <w:t xml:space="preserve"> * </w:t>
+            </w:r>
+            <w:proofErr w:type="spellStart"/>
+            <w:r>
+              <w:t>unit_weight_water</w:t>
+            </w:r>
+            <w:proofErr w:type="spellEnd"/>
+            <w:r>
+              <w:t>)</w:t>
+            </w:r>
+          </w:p>
+          <w:p>
+            <w:r>
+              <w:t xml:space="preserve">    return </w:t>
+            </w:r>
+            <w:proofErr w:type="spellStart"/>
+            <w:r>
+              <w:t>volume_cement_R</w:t>
+            </w:r>
+            <w:proofErr w:type="spellEnd"/>
           </w:p>
           <w:p/>
           <w:p>
@@ -309,23 +678,89 @@
           </w:p>
           <w:p>
             <w:r>
-              <w:t>def calculate_volume_S(fly_ash_B, sg_fly_ash_K):</w:t>
-            </w:r>
-          </w:p>
-          <w:p>
-            <w:r>
-              <w:t xml:space="preserve">    volume_fly_ash_S = fly_ash_B / (sg_fly_ash_K * unit_weight_water)</w:t>
-            </w:r>
-          </w:p>
-          <w:p>
-            <w:r>
-              <w:t xml:space="preserve">    return volume_fly_ash_S</w:t>
+              <w:t xml:space="preserve">def </w:t>
+            </w:r>
+            <w:proofErr w:type="spellStart"/>
+            <w:r>
+              <w:t>calculate_volume_</w:t>
+            </w:r>
+            <w:proofErr w:type="gramStart"/>
+            <w:r>
+              <w:t>S</w:t>
+            </w:r>
+            <w:proofErr w:type="spellEnd"/>
+            <w:r>
+              <w:t>(</w:t>
+            </w:r>
+            <w:proofErr w:type="spellStart"/>
+            <w:proofErr w:type="gramEnd"/>
+            <w:r>
+              <w:t>fly_ash_B</w:t>
+            </w:r>
+            <w:proofErr w:type="spellEnd"/>
+            <w:r>
+              <w:t xml:space="preserve">, </w:t>
+            </w:r>
+            <w:proofErr w:type="spellStart"/>
+            <w:r>
+              <w:t>sg_fly_ash_K</w:t>
+            </w:r>
+            <w:proofErr w:type="spellEnd"/>
+            <w:r>
+              <w:t>):</w:t>
             </w:r>
           </w:p>
           <w:p>
             <w:r>
               <w:t xml:space="preserve">    </w:t>
             </w:r>
+            <w:proofErr w:type="spellStart"/>
+            <w:r>
+              <w:t>volume_fly_ash_S</w:t>
+            </w:r>
+            <w:proofErr w:type="spellEnd"/>
+            <w:r>
+              <w:t xml:space="preserve"> = </w:t>
+            </w:r>
+            <w:proofErr w:type="spellStart"/>
+            <w:r>
+              <w:t>fly_ash_B</w:t>
+            </w:r>
+            <w:proofErr w:type="spellEnd"/>
+            <w:r>
+              <w:t xml:space="preserve"> / (</w:t>
+            </w:r>
+            <w:proofErr w:type="spellStart"/>
+            <w:r>
+              <w:t>sg_fly_ash_K</w:t>
+            </w:r>
+            <w:proofErr w:type="spellEnd"/>
+            <w:r>
+              <w:t xml:space="preserve"> * </w:t>
+            </w:r>
+            <w:proofErr w:type="spellStart"/>
+            <w:r>
+              <w:t>unit_weight_water</w:t>
+            </w:r>
+            <w:proofErr w:type="spellEnd"/>
+            <w:r>
+              <w:t>)</w:t>
+            </w:r>
+          </w:p>
+          <w:p>
+            <w:r>
+              <w:t xml:space="preserve">    return </w:t>
+            </w:r>
+            <w:proofErr w:type="spellStart"/>
+            <w:r>
+              <w:t>volume_fly_ash_S</w:t>
+            </w:r>
+            <w:proofErr w:type="spellEnd"/>
+          </w:p>
+          <w:p>
+            <w:r>
+              <w:t xml:space="preserve">    </w:t>
+            </w:r>
           </w:p>
           <w:p>
             <w:r>
@@ -339,18 +774,71 @@
           </w:p>
           <w:p>
             <w:r>
-              <w:t>def calculate_silica_volume_T(silica_C):</w:t>
-            </w:r>
-          </w:p>
-          <w:p>
-            <w:r>
-              <w:t xml:space="preserve">    volume_silica_fume_T = silica_C / (sg_silica_L * unit_weight_water)</w:t>
-            </w:r>
-          </w:p>
-          <w:p>
-            <w:r>
-              <w:t xml:space="preserve">    return volume_silica_fume_T</w:t>
-            </w:r>
+              <w:t xml:space="preserve">def </w:t>
+            </w:r>
+            <w:proofErr w:type="spellStart"/>
+            <w:r>
+              <w:t>calculate_silica_volume_T</w:t>
+            </w:r>
+            <w:proofErr w:type="spellEnd"/>
+            <w:r>
+              <w:t>(</w:t>
+            </w:r>
+            <w:proofErr w:type="spellStart"/>
+            <w:r>
+              <w:t>silica_C</w:t>
+            </w:r>
+            <w:proofErr w:type="spellEnd"/>
+            <w:r>
+              <w:t>):</w:t>
+            </w:r>
+          </w:p>
+          <w:p>
+            <w:r>
+              <w:t xml:space="preserve">    </w:t>
+            </w:r>
+            <w:proofErr w:type="spellStart"/>
+            <w:r>
+              <w:t>volume_silica_fume_T</w:t>
+            </w:r>
+            <w:proofErr w:type="spellEnd"/>
+            <w:r>
+              <w:t xml:space="preserve"> = </w:t>
+            </w:r>
+            <w:proofErr w:type="spellStart"/>
+            <w:r>
+              <w:t>silica_C</w:t>
+            </w:r>
+            <w:proofErr w:type="spellEnd"/>
+            <w:r>
+              <w:t xml:space="preserve"> / (</w:t>
+            </w:r>
+            <w:proofErr w:type="spellStart"/>
+            <w:r>
+              <w:t>sg_silica_L</w:t>
+            </w:r>
+            <w:proofErr w:type="spellEnd"/>
+            <w:r>
+              <w:t xml:space="preserve"> * </w:t>
+            </w:r>
+            <w:proofErr w:type="spellStart"/>
+            <w:r>
+              <w:t>unit_weight_water</w:t>
+            </w:r>
+            <w:proofErr w:type="spellEnd"/>
+            <w:r>
+              <w:t>)</w:t>
+            </w:r>
+          </w:p>
+          <w:p>
+            <w:r>
+              <w:t xml:space="preserve">    return </w:t>
+            </w:r>
+            <w:proofErr w:type="spellStart"/>
+            <w:r>
+              <w:t>volume_silica_fume_T</w:t>
+            </w:r>
+            <w:proofErr w:type="spellEnd"/>
           </w:p>
           <w:p/>
           <w:p>
@@ -365,18 +853,71 @@
           </w:p>
           <w:p>
             <w:r>
-              <w:t>def calculate_scm_volume_U(other_scm_D):</w:t>
-            </w:r>
-          </w:p>
-          <w:p>
-            <w:r>
-              <w:t xml:space="preserve">    volume_scm_U = other_scm_D / (sg_SCM_M * unit_weight_water)</w:t>
-            </w:r>
-          </w:p>
-          <w:p>
-            <w:r>
-              <w:t xml:space="preserve">    return volume_scm_U</w:t>
-            </w:r>
+              <w:t xml:space="preserve">def </w:t>
+            </w:r>
+            <w:proofErr w:type="spellStart"/>
+            <w:r>
+              <w:t>calculate_scm_volume_U</w:t>
+            </w:r>
+            <w:proofErr w:type="spellEnd"/>
+            <w:r>
+              <w:t>(</w:t>
+            </w:r>
+            <w:proofErr w:type="spellStart"/>
+            <w:r>
+              <w:t>other_scm_D</w:t>
+            </w:r>
+            <w:proofErr w:type="spellEnd"/>
+            <w:r>
+              <w:t>):</w:t>
+            </w:r>
+          </w:p>
+          <w:p>
+            <w:r>
+              <w:t xml:space="preserve">    </w:t>
+            </w:r>
+            <w:proofErr w:type="spellStart"/>
+            <w:r>
+              <w:t>volume_scm_U</w:t>
+            </w:r>
+            <w:proofErr w:type="spellEnd"/>
+            <w:r>
+              <w:t xml:space="preserve"> = </w:t>
+            </w:r>
+            <w:proofErr w:type="spellStart"/>
+            <w:r>
+              <w:t>other_scm_D</w:t>
+            </w:r>
+            <w:proofErr w:type="spellEnd"/>
+            <w:r>
+              <w:t xml:space="preserve"> / (</w:t>
+            </w:r>
+            <w:proofErr w:type="spellStart"/>
+            <w:r>
+              <w:t>sg_SCM_M</w:t>
+            </w:r>
+            <w:proofErr w:type="spellEnd"/>
+            <w:r>
+              <w:t xml:space="preserve"> * </w:t>
+            </w:r>
+            <w:proofErr w:type="spellStart"/>
+            <w:r>
+              <w:t>unit_weight_water</w:t>
+            </w:r>
+            <w:proofErr w:type="spellEnd"/>
+            <w:r>
+              <w:t>)</w:t>
+            </w:r>
+          </w:p>
+          <w:p>
+            <w:r>
+              <w:t xml:space="preserve">    return </w:t>
+            </w:r>
+            <w:proofErr w:type="spellStart"/>
+            <w:r>
+              <w:t>volume_scm_U</w:t>
+            </w:r>
+            <w:proofErr w:type="spellEnd"/>
           </w:p>
           <w:p/>
           <w:p>
@@ -391,18 +932,55 @@
           </w:p>
           <w:p>
             <w:r>
-              <w:t>def air_volume_V(air_content_F):</w:t>
-            </w:r>
-          </w:p>
-          <w:p>
-            <w:r>
-              <w:t xml:space="preserve">    volume_V = (air_content_F / 100) * cubic_yard_ft3</w:t>
-            </w:r>
-          </w:p>
-          <w:p>
-            <w:r>
-              <w:t xml:space="preserve">    return volume_V</w:t>
-            </w:r>
+              <w:t xml:space="preserve">def </w:t>
+            </w:r>
+            <w:proofErr w:type="spellStart"/>
+            <w:r>
+              <w:t>air_volume_V</w:t>
+            </w:r>
+            <w:proofErr w:type="spellEnd"/>
+            <w:r>
+              <w:t>(</w:t>
+            </w:r>
+            <w:proofErr w:type="spellStart"/>
+            <w:r>
+              <w:t>air_content_F</w:t>
+            </w:r>
+            <w:proofErr w:type="spellEnd"/>
+            <w:r>
+              <w:t>):</w:t>
+            </w:r>
+          </w:p>
+          <w:p>
+            <w:r>
+              <w:t xml:space="preserve">    </w:t>
+            </w:r>
+            <w:proofErr w:type="spellStart"/>
+            <w:r>
+              <w:t>volume_V</w:t>
+            </w:r>
+            <w:proofErr w:type="spellEnd"/>
+            <w:r>
+              <w:t xml:space="preserve"> = (</w:t>
+            </w:r>
+            <w:proofErr w:type="spellStart"/>
+            <w:r>
+              <w:t>air_content_F</w:t>
+            </w:r>
+            <w:proofErr w:type="spellEnd"/>
+            <w:r>
+              <w:t xml:space="preserve"> / 100) * cubic_yard_ft3</w:t>
+            </w:r>
+          </w:p>
+          <w:p>
+            <w:r>
+              <w:t xml:space="preserve">    return </w:t>
+            </w:r>
+            <w:proofErr w:type="spellStart"/>
+            <w:r>
+              <w:t>volume_V</w:t>
+            </w:r>
+            <w:proofErr w:type="spellEnd"/>
           </w:p>
           <w:p/>
           <w:p>
@@ -417,18 +995,60 @@
           </w:p>
           <w:p>
             <w:r>
-              <w:t>def water_volume_w(weight_of_water_Q):</w:t>
-            </w:r>
-          </w:p>
-          <w:p>
-            <w:r>
-              <w:t xml:space="preserve">    volume_W = weight_of_water_Q / unit_weight_water</w:t>
-            </w:r>
-          </w:p>
-          <w:p>
-            <w:r>
-              <w:t xml:space="preserve">    return volume_W</w:t>
-            </w:r>
+              <w:t xml:space="preserve">def </w:t>
+            </w:r>
+            <w:proofErr w:type="spellStart"/>
+            <w:r>
+              <w:t>water_volume_w</w:t>
+            </w:r>
+            <w:proofErr w:type="spellEnd"/>
+            <w:r>
+              <w:t>(</w:t>
+            </w:r>
+            <w:proofErr w:type="spellStart"/>
+            <w:r>
+              <w:t>weight_of_water_Q</w:t>
+            </w:r>
+            <w:proofErr w:type="spellEnd"/>
+            <w:r>
+              <w:t>):</w:t>
+            </w:r>
+          </w:p>
+          <w:p>
+            <w:r>
+              <w:t xml:space="preserve">    </w:t>
+            </w:r>
+            <w:proofErr w:type="spellStart"/>
+            <w:r>
+              <w:t>volume_W</w:t>
+            </w:r>
+            <w:proofErr w:type="spellEnd"/>
+            <w:r>
+              <w:t xml:space="preserve"> = </w:t>
+            </w:r>
+            <w:proofErr w:type="spellStart"/>
+            <w:r>
+              <w:t>weight_of_water_Q</w:t>
+            </w:r>
+            <w:proofErr w:type="spellEnd"/>
+            <w:r>
+              <w:t xml:space="preserve"> / </w:t>
+            </w:r>
+            <w:proofErr w:type="spellStart"/>
+            <w:r>
+              <w:t>unit_weight_water</w:t>
+            </w:r>
+            <w:proofErr w:type="spellEnd"/>
+          </w:p>
+          <w:p>
+            <w:r>
+              <w:t xml:space="preserve">    return </w:t>
+            </w:r>
+            <w:proofErr w:type="spellStart"/>
+            <w:r>
+              <w:t>volume_W</w:t>
+            </w:r>
+            <w:proofErr w:type="spellEnd"/>
           </w:p>
           <w:p/>
           <w:p>
@@ -443,18 +1063,137 @@
           </w:p>
           <w:p>
             <w:r>
-              <w:t>def aggregate_volume_X(volume_R, volume_S, volume_T, volume_U, volume_V, volume_W):</w:t>
-            </w:r>
-          </w:p>
-          <w:p>
-            <w:r>
-              <w:t xml:space="preserve">    volume_X = cubic_yard_ft3 - volume_R - volume_S - volume_T - volume_U - volume_V - volume_W</w:t>
-            </w:r>
-          </w:p>
-          <w:p>
-            <w:r>
-              <w:t xml:space="preserve">    return volume_X</w:t>
-            </w:r>
+              <w:t xml:space="preserve">def </w:t>
+            </w:r>
+            <w:proofErr w:type="spellStart"/>
+            <w:r>
+              <w:t>aggregate_volume_</w:t>
+            </w:r>
+            <w:proofErr w:type="gramStart"/>
+            <w:r>
+              <w:t>X</w:t>
+            </w:r>
+            <w:proofErr w:type="spellEnd"/>
+            <w:r>
+              <w:t>(</w:t>
+            </w:r>
+            <w:proofErr w:type="spellStart"/>
+            <w:proofErr w:type="gramEnd"/>
+            <w:r>
+              <w:t>volume_R</w:t>
+            </w:r>
+            <w:proofErr w:type="spellEnd"/>
+            <w:r>
+              <w:t xml:space="preserve">, </w:t>
+            </w:r>
+            <w:proofErr w:type="spellStart"/>
+            <w:r>
+              <w:t>volume_S</w:t>
+            </w:r>
+            <w:proofErr w:type="spellEnd"/>
+            <w:r>
+              <w:t xml:space="preserve">, </w:t>
+            </w:r>
+            <w:proofErr w:type="spellStart"/>
+            <w:r>
+              <w:t>volume_T</w:t>
+            </w:r>
+            <w:proofErr w:type="spellEnd"/>
+            <w:r>
+              <w:t xml:space="preserve">, </w:t>
+            </w:r>
+            <w:proofErr w:type="spellStart"/>
+            <w:r>
+              <w:t>volume_U</w:t>
+            </w:r>
+            <w:proofErr w:type="spellEnd"/>
+            <w:r>
+              <w:t xml:space="preserve">, </w:t>
+            </w:r>
+            <w:proofErr w:type="spellStart"/>
+            <w:r>
+              <w:t>volume_V</w:t>
+            </w:r>
+            <w:proofErr w:type="spellEnd"/>
+            <w:r>
+              <w:t xml:space="preserve">, </w:t>
+            </w:r>
+            <w:proofErr w:type="spellStart"/>
+            <w:r>
+              <w:t>volume_W</w:t>
+            </w:r>
+            <w:proofErr w:type="spellEnd"/>
+            <w:r>
+              <w:t>):</w:t>
+            </w:r>
+          </w:p>
+          <w:p>
+            <w:r>
+              <w:t xml:space="preserve">    </w:t>
+            </w:r>
+            <w:proofErr w:type="spellStart"/>
+            <w:r>
+              <w:t>volume_X</w:t>
+            </w:r>
+            <w:proofErr w:type="spellEnd"/>
+            <w:r>
+              <w:t xml:space="preserve"> = cubic_yard_ft3 - </w:t>
+            </w:r>
+            <w:proofErr w:type="spellStart"/>
+            <w:r>
+              <w:t>volume_R</w:t>
+            </w:r>
+            <w:proofErr w:type="spellEnd"/>
+            <w:r>
+              <w:t xml:space="preserve"> - </w:t>
+            </w:r>
+            <w:proofErr w:type="spellStart"/>
+            <w:r>
+              <w:t>volume_S</w:t>
+            </w:r>
+            <w:proofErr w:type="spellEnd"/>
+            <w:r>
+              <w:t xml:space="preserve"> - </w:t>
+            </w:r>
+            <w:proofErr w:type="spellStart"/>
+            <w:r>
+              <w:t>volume_T</w:t>
+            </w:r>
+            <w:proofErr w:type="spellEnd"/>
+            <w:r>
+              <w:t xml:space="preserve"> - </w:t>
+            </w:r>
+            <w:proofErr w:type="spellStart"/>
+            <w:r>
+              <w:t>volume_U</w:t>
+            </w:r>
+            <w:proofErr w:type="spellEnd"/>
+            <w:r>
+              <w:t xml:space="preserve"> - </w:t>
+            </w:r>
+            <w:proofErr w:type="spellStart"/>
+            <w:r>
+              <w:t>volume_V</w:t>
+            </w:r>
+            <w:proofErr w:type="spellEnd"/>
+            <w:r>
+              <w:t xml:space="preserve"> - </w:t>
+            </w:r>
+            <w:proofErr w:type="spellStart"/>
+            <w:r>
+              <w:t>volume_W</w:t>
+            </w:r>
+            <w:proofErr w:type="spellEnd"/>
+          </w:p>
+          <w:p>
+            <w:r>
+              <w:t xml:space="preserve">    return </w:t>
+            </w:r>
+            <w:proofErr w:type="spellStart"/>
+            <w:r>
+              <w:t>volume_X</w:t>
+            </w:r>
+            <w:proofErr w:type="spellEnd"/>
           </w:p>
           <w:p/>
           <w:p>
@@ -469,23 +1208,118 @@
           </w:p>
           <w:p>
             <w:r>
-              <w:t>def calculate_fine_aggregate_weight_Y(percent_fine_G, sg_fine_N, total_agg_volume_X):</w:t>
-            </w:r>
-          </w:p>
-          <w:p>
-            <w:r>
-              <w:t xml:space="preserve">    fraction_fine = percent_fine_G / 100</w:t>
-            </w:r>
-          </w:p>
-          <w:p>
-            <w:r>
-              <w:t xml:space="preserve">    weight_Y = unit_weight_water * fraction_fine * sg_fine_N * total_agg_volume_X</w:t>
-            </w:r>
-          </w:p>
-          <w:p>
-            <w:r>
-              <w:t xml:space="preserve">    return weight_Y</w:t>
-            </w:r>
+              <w:t xml:space="preserve">def </w:t>
+            </w:r>
+            <w:proofErr w:type="spellStart"/>
+            <w:r>
+              <w:t>calculate_fine_aggregate_weight_</w:t>
+            </w:r>
+            <w:proofErr w:type="gramStart"/>
+            <w:r>
+              <w:t>Y</w:t>
+            </w:r>
+            <w:proofErr w:type="spellEnd"/>
+            <w:r>
+              <w:t>(</w:t>
+            </w:r>
+            <w:proofErr w:type="spellStart"/>
+            <w:proofErr w:type="gramEnd"/>
+            <w:r>
+              <w:t>percent_fine_G</w:t>
+            </w:r>
+            <w:proofErr w:type="spellEnd"/>
+            <w:r>
+              <w:t xml:space="preserve">, </w:t>
+            </w:r>
+            <w:proofErr w:type="spellStart"/>
+            <w:r>
+              <w:t>sg_fine_N</w:t>
+            </w:r>
+            <w:proofErr w:type="spellEnd"/>
+            <w:r>
+              <w:t xml:space="preserve">, </w:t>
+            </w:r>
+            <w:proofErr w:type="spellStart"/>
+            <w:r>
+              <w:t>total_agg_volume_X</w:t>
+            </w:r>
+            <w:proofErr w:type="spellEnd"/>
+            <w:r>
+              <w:t>):</w:t>
+            </w:r>
+          </w:p>
+          <w:p>
+            <w:r>
+              <w:t xml:space="preserve">    </w:t>
+            </w:r>
+            <w:proofErr w:type="spellStart"/>
+            <w:r>
+              <w:t>fraction_fine</w:t>
+            </w:r>
+            <w:proofErr w:type="spellEnd"/>
+            <w:r>
+              <w:t xml:space="preserve"> = </w:t>
+            </w:r>
+            <w:proofErr w:type="spellStart"/>
+            <w:r>
+              <w:t>percent_fine_G</w:t>
+            </w:r>
+            <w:proofErr w:type="spellEnd"/>
+            <w:r>
+              <w:t xml:space="preserve"> / 100</w:t>
+            </w:r>
+          </w:p>
+          <w:p>
+            <w:r>
+              <w:t xml:space="preserve">    </w:t>
+            </w:r>
+            <w:proofErr w:type="spellStart"/>
+            <w:r>
+              <w:t>weight_Y</w:t>
+            </w:r>
+            <w:proofErr w:type="spellEnd"/>
+            <w:r>
+              <w:t xml:space="preserve"> = </w:t>
+            </w:r>
+            <w:proofErr w:type="spellStart"/>
+            <w:r>
+              <w:t>unit_weight_water</w:t>
+            </w:r>
+            <w:proofErr w:type="spellEnd"/>
+            <w:r>
+              <w:t xml:space="preserve"> * </w:t>
+            </w:r>
+            <w:proofErr w:type="spellStart"/>
+            <w:r>
+              <w:t>fraction_fine</w:t>
+            </w:r>
+            <w:proofErr w:type="spellEnd"/>
+            <w:r>
+              <w:t xml:space="preserve"> * </w:t>
+            </w:r>
+            <w:proofErr w:type="spellStart"/>
+            <w:r>
+              <w:t>sg_fine_N</w:t>
+            </w:r>
+            <w:proofErr w:type="spellEnd"/>
+            <w:r>
+              <w:t xml:space="preserve"> * </w:t>
+            </w:r>
+            <w:proofErr w:type="spellStart"/>
+            <w:r>
+              <w:t>total_agg_volume_X</w:t>
+            </w:r>
+            <w:proofErr w:type="spellEnd"/>
+          </w:p>
+          <w:p>
+            <w:r>
+              <w:t xml:space="preserve">    return </w:t>
+            </w:r>
+            <w:proofErr w:type="spellStart"/>
+            <w:r>
+              <w:t>weight_Y</w:t>
+            </w:r>
+            <w:proofErr w:type="spellEnd"/>
           </w:p>
           <w:p/>
           <w:p>
@@ -500,23 +1334,118 @@
           </w:p>
           <w:p>
             <w:r>
-              <w:t>def calculate_coarse_aggregate_weight_Z(percent_coarse_H, sg_coarse_O, total_agg_volume_X):</w:t>
-            </w:r>
-          </w:p>
-          <w:p>
-            <w:r>
-              <w:t xml:space="preserve">    fraction_coarse = percent_coarse_H / 100</w:t>
-            </w:r>
-          </w:p>
-          <w:p>
-            <w:r>
-              <w:t xml:space="preserve">    weight_Z = unit_weight_water * fraction_coarse * sg_coarse_O * total_agg_volume_X</w:t>
-            </w:r>
-          </w:p>
-          <w:p>
-            <w:r>
-              <w:t xml:space="preserve">    return weight_Z</w:t>
-            </w:r>
+              <w:t xml:space="preserve">def </w:t>
+            </w:r>
+            <w:proofErr w:type="spellStart"/>
+            <w:r>
+              <w:t>calculate_coarse_aggregate_weight_</w:t>
+            </w:r>
+            <w:proofErr w:type="gramStart"/>
+            <w:r>
+              <w:t>Z</w:t>
+            </w:r>
+            <w:proofErr w:type="spellEnd"/>
+            <w:r>
+              <w:t>(</w:t>
+            </w:r>
+            <w:proofErr w:type="spellStart"/>
+            <w:proofErr w:type="gramEnd"/>
+            <w:r>
+              <w:t>percent_coarse_H</w:t>
+            </w:r>
+            <w:proofErr w:type="spellEnd"/>
+            <w:r>
+              <w:t xml:space="preserve">, </w:t>
+            </w:r>
+            <w:proofErr w:type="spellStart"/>
+            <w:r>
+              <w:t>sg_coarse_O</w:t>
+            </w:r>
+            <w:proofErr w:type="spellEnd"/>
+            <w:r>
+              <w:t xml:space="preserve">, </w:t>
+            </w:r>
+            <w:proofErr w:type="spellStart"/>
+            <w:r>
+              <w:t>total_agg_volume_X</w:t>
+            </w:r>
+            <w:proofErr w:type="spellEnd"/>
+            <w:r>
+              <w:t>):</w:t>
+            </w:r>
+          </w:p>
+          <w:p>
+            <w:r>
+              <w:t xml:space="preserve">    </w:t>
+            </w:r>
+            <w:proofErr w:type="spellStart"/>
+            <w:r>
+              <w:t>fraction_coarse</w:t>
+            </w:r>
+            <w:proofErr w:type="spellEnd"/>
+            <w:r>
+              <w:t xml:space="preserve"> = </w:t>
+            </w:r>
+            <w:proofErr w:type="spellStart"/>
+            <w:r>
+              <w:t>percent_coarse_H</w:t>
+            </w:r>
+            <w:proofErr w:type="spellEnd"/>
+            <w:r>
+              <w:t xml:space="preserve"> / 100</w:t>
+            </w:r>
+          </w:p>
+          <w:p>
+            <w:r>
+              <w:t xml:space="preserve">    </w:t>
+            </w:r>
+            <w:proofErr w:type="spellStart"/>
+            <w:r>
+              <w:t>weight_Z</w:t>
+            </w:r>
+            <w:proofErr w:type="spellEnd"/>
+            <w:r>
+              <w:t xml:space="preserve"> = </w:t>
+            </w:r>
+            <w:proofErr w:type="spellStart"/>
+            <w:r>
+              <w:t>unit_weight_water</w:t>
+            </w:r>
+            <w:proofErr w:type="spellEnd"/>
+            <w:r>
+              <w:t xml:space="preserve"> * </w:t>
+            </w:r>
+            <w:proofErr w:type="spellStart"/>
+            <w:r>
+              <w:t>fraction_coarse</w:t>
+            </w:r>
+            <w:proofErr w:type="spellEnd"/>
+            <w:r>
+              <w:t xml:space="preserve"> * </w:t>
+            </w:r>
+            <w:proofErr w:type="spellStart"/>
+            <w:r>
+              <w:t>sg_coarse_O</w:t>
+            </w:r>
+            <w:proofErr w:type="spellEnd"/>
+            <w:r>
+              <w:t xml:space="preserve"> * </w:t>
+            </w:r>
+            <w:proofErr w:type="spellStart"/>
+            <w:r>
+              <w:t>total_agg_volume_X</w:t>
+            </w:r>
+            <w:proofErr w:type="spellEnd"/>
+          </w:p>
+          <w:p>
+            <w:r>
+              <w:t xml:space="preserve">    return </w:t>
+            </w:r>
+            <w:proofErr w:type="spellStart"/>
+            <w:r>
+              <w:t>weight_Z</w:t>
+            </w:r>
+            <w:proofErr w:type="spellEnd"/>
           </w:p>
           <w:p/>
           <w:p>
@@ -531,23 +1460,118 @@
           </w:p>
           <w:p>
             <w:r>
-              <w:t>def calculate_other_aggregate_weight_AA(percent_other_I, sg_other_P, total_agg_volume_X):</w:t>
-            </w:r>
-          </w:p>
-          <w:p>
-            <w:r>
-              <w:t xml:space="preserve">    fraction_other = percent_other_I / 100</w:t>
-            </w:r>
-          </w:p>
-          <w:p>
-            <w:r>
-              <w:t xml:space="preserve">    weight_AA = unit_weight_water * fraction_other * sg_other_P * total_agg_volume_X</w:t>
-            </w:r>
-          </w:p>
-          <w:p>
-            <w:r>
-              <w:t xml:space="preserve">    return weight_AA</w:t>
-            </w:r>
+              <w:t xml:space="preserve">def </w:t>
+            </w:r>
+            <w:proofErr w:type="spellStart"/>
+            <w:r>
+              <w:t>calculate_other_aggregate_weight_</w:t>
+            </w:r>
+            <w:proofErr w:type="gramStart"/>
+            <w:r>
+              <w:t>AA</w:t>
+            </w:r>
+            <w:proofErr w:type="spellEnd"/>
+            <w:r>
+              <w:t>(</w:t>
+            </w:r>
+            <w:proofErr w:type="spellStart"/>
+            <w:proofErr w:type="gramEnd"/>
+            <w:r>
+              <w:t>percent_other_I</w:t>
+            </w:r>
+            <w:proofErr w:type="spellEnd"/>
+            <w:r>
+              <w:t xml:space="preserve">, </w:t>
+            </w:r>
+            <w:proofErr w:type="spellStart"/>
+            <w:r>
+              <w:t>sg_other_P</w:t>
+            </w:r>
+            <w:proofErr w:type="spellEnd"/>
+            <w:r>
+              <w:t xml:space="preserve">, </w:t>
+            </w:r>
+            <w:proofErr w:type="spellStart"/>
+            <w:r>
+              <w:t>total_agg_volume_X</w:t>
+            </w:r>
+            <w:proofErr w:type="spellEnd"/>
+            <w:r>
+              <w:t>):</w:t>
+            </w:r>
+          </w:p>
+          <w:p>
+            <w:r>
+              <w:t xml:space="preserve">    </w:t>
+            </w:r>
+            <w:proofErr w:type="spellStart"/>
+            <w:r>
+              <w:t>fraction_other</w:t>
+            </w:r>
+            <w:proofErr w:type="spellEnd"/>
+            <w:r>
+              <w:t xml:space="preserve"> = </w:t>
+            </w:r>
+            <w:proofErr w:type="spellStart"/>
+            <w:r>
+              <w:t>percent_other_I</w:t>
+            </w:r>
+            <w:proofErr w:type="spellEnd"/>
+            <w:r>
+              <w:t xml:space="preserve"> / 100</w:t>
+            </w:r>
+          </w:p>
+          <w:p>
+            <w:r>
+              <w:t xml:space="preserve">    </w:t>
+            </w:r>
+            <w:proofErr w:type="spellStart"/>
+            <w:r>
+              <w:t>weight_AA</w:t>
+            </w:r>
+            <w:proofErr w:type="spellEnd"/>
+            <w:r>
+              <w:t xml:space="preserve"> = </w:t>
+            </w:r>
+            <w:proofErr w:type="spellStart"/>
+            <w:r>
+              <w:t>unit_weight_water</w:t>
+            </w:r>
+            <w:proofErr w:type="spellEnd"/>
+            <w:r>
+              <w:t xml:space="preserve"> * </w:t>
+            </w:r>
+            <w:proofErr w:type="spellStart"/>
+            <w:r>
+              <w:t>fraction_other</w:t>
+            </w:r>
+            <w:proofErr w:type="spellEnd"/>
+            <w:r>
+              <w:t xml:space="preserve"> * </w:t>
+            </w:r>
+            <w:proofErr w:type="spellStart"/>
+            <w:r>
+              <w:t>sg_other_P</w:t>
+            </w:r>
+            <w:proofErr w:type="spellEnd"/>
+            <w:r>
+              <w:t xml:space="preserve"> * </w:t>
+            </w:r>
+            <w:proofErr w:type="spellStart"/>
+            <w:r>
+              <w:t>total_agg_volume_X</w:t>
+            </w:r>
+            <w:proofErr w:type="spellEnd"/>
+          </w:p>
+          <w:p>
+            <w:r>
+              <w:t xml:space="preserve">    return </w:t>
+            </w:r>
+            <w:proofErr w:type="spellStart"/>
+            <w:r>
+              <w:t>weight_AA</w:t>
+            </w:r>
+            <w:proofErr w:type="spellEnd"/>
           </w:p>
         </w:tc>
         <w:tc>
@@ -587,8 +1611,13 @@
           </w:p>
           <w:p/>
           <w:p>
-            <w:r>
-              <w:t>print("\n--- NDOT Mix Design Input Collection ---")</w:t>
+            <w:proofErr w:type="gramStart"/>
+            <w:r>
+              <w:t>print(</w:t>
+            </w:r>
+            <w:proofErr w:type="gramEnd"/>
+            <w:r>
+              <w:t>"\n--- NDOT Mix Design Input Collection ---")</w:t>
             </w:r>
           </w:p>
           <w:p/>
@@ -598,39 +1627,157 @@
             </w:r>
           </w:p>
           <w:p>
-            <w:r>
-              <w:t>project_no = int(input("Enter Project Number: "))</w:t>
-            </w:r>
-          </w:p>
-          <w:p>
-            <w:r>
-              <w:t>concrete_class = input("Enter Class of Concrete: ")</w:t>
+            <w:proofErr w:type="spellStart"/>
+            <w:r>
+              <w:t>project_no</w:t>
+            </w:r>
+            <w:proofErr w:type="spellEnd"/>
+            <w:r>
+              <w:t xml:space="preserve"> = </w:t>
+            </w:r>
+            <w:proofErr w:type="gramStart"/>
+            <w:r>
+              <w:t>int(input(</w:t>
+            </w:r>
+            <w:proofErr w:type="gramEnd"/>
+            <w:r>
+              <w:t>"Enter Project Number: "))</w:t>
+            </w:r>
+          </w:p>
+          <w:p>
+            <w:proofErr w:type="spellStart"/>
+            <w:r>
+              <w:t>concrete_class</w:t>
+            </w:r>
+            <w:proofErr w:type="spellEnd"/>
+            <w:r>
+              <w:t xml:space="preserve"> = </w:t>
+            </w:r>
+            <w:proofErr w:type="gramStart"/>
+            <w:r>
+              <w:t>input(</w:t>
+            </w:r>
+            <w:proofErr w:type="gramEnd"/>
+            <w:r>
+              <w:t>"Enter Class of Concrete: ")</w:t>
             </w:r>
           </w:p>
           <w:p/>
           <w:p>
             <w:r>
-              <w:t>#Cementitious material weights (lb per cubic yard)</w:t>
-            </w:r>
-          </w:p>
-          <w:p>
-            <w:r>
-              <w:t>cement_A = float(input("Enter Cement Weight A (lb/yd³): "))</w:t>
-            </w:r>
-          </w:p>
-          <w:p>
-            <w:r>
-              <w:t>fly_ash_B = float(input("Enter Fly Ash Weight B (lb/yd³): "))</w:t>
-            </w:r>
-          </w:p>
-          <w:p>
-            <w:r>
-              <w:t>silica_C = float(input("Enter Silica Fume Weight C (lb/yd³): "))</w:t>
-            </w:r>
-          </w:p>
-          <w:p>
-            <w:r>
-              <w:t>other_scm_D = float(input("Enter Other SCM Weight D (lb/yd³): "))</w:t>
+              <w:t>#Cementitious material weights (</w:t>
+            </w:r>
+            <w:proofErr w:type="spellStart"/>
+            <w:r>
+              <w:t>lb</w:t>
+            </w:r>
+            <w:proofErr w:type="spellEnd"/>
+            <w:r>
+              <w:t xml:space="preserve"> per cubic yard)</w:t>
+            </w:r>
+          </w:p>
+          <w:p>
+            <w:proofErr w:type="spellStart"/>
+            <w:r>
+              <w:t>cement_A</w:t>
+            </w:r>
+            <w:proofErr w:type="spellEnd"/>
+            <w:r>
+              <w:t xml:space="preserve"> = </w:t>
+            </w:r>
+            <w:proofErr w:type="gramStart"/>
+            <w:r>
+              <w:t>float(input(</w:t>
+            </w:r>
+            <w:proofErr w:type="gramEnd"/>
+            <w:r>
+              <w:t>"Enter Cement Weight A (</w:t>
+            </w:r>
+            <w:proofErr w:type="spellStart"/>
+            <w:r>
+              <w:t>lb</w:t>
+            </w:r>
+            <w:proofErr w:type="spellEnd"/>
+            <w:r>
+              <w:t>/yd³): "))</w:t>
+            </w:r>
+          </w:p>
+          <w:p>
+            <w:proofErr w:type="spellStart"/>
+            <w:r>
+              <w:t>fly_ash_B</w:t>
+            </w:r>
+            <w:proofErr w:type="spellEnd"/>
+            <w:r>
+              <w:t xml:space="preserve"> = </w:t>
+            </w:r>
+            <w:proofErr w:type="gramStart"/>
+            <w:r>
+              <w:t>float(input(</w:t>
+            </w:r>
+            <w:proofErr w:type="gramEnd"/>
+            <w:r>
+              <w:t>"Enter Fly Ash Weight B (</w:t>
+            </w:r>
+            <w:proofErr w:type="spellStart"/>
+            <w:r>
+              <w:t>lb</w:t>
+            </w:r>
+            <w:proofErr w:type="spellEnd"/>
+            <w:r>
+              <w:t>/yd³): "))</w:t>
+            </w:r>
+          </w:p>
+          <w:p>
+            <w:proofErr w:type="spellStart"/>
+            <w:r>
+              <w:t>silica_C</w:t>
+            </w:r>
+            <w:proofErr w:type="spellEnd"/>
+            <w:r>
+              <w:t xml:space="preserve"> = </w:t>
+            </w:r>
+            <w:proofErr w:type="gramStart"/>
+            <w:r>
+              <w:t>float(input(</w:t>
+            </w:r>
+            <w:proofErr w:type="gramEnd"/>
+            <w:r>
+              <w:t>"Enter Silica Fume Weight C (</w:t>
+            </w:r>
+            <w:proofErr w:type="spellStart"/>
+            <w:r>
+              <w:t>lb</w:t>
+            </w:r>
+            <w:proofErr w:type="spellEnd"/>
+            <w:r>
+              <w:t>/yd³): "))</w:t>
+            </w:r>
+          </w:p>
+          <w:p>
+            <w:proofErr w:type="spellStart"/>
+            <w:r>
+              <w:t>other_scm_D</w:t>
+            </w:r>
+            <w:proofErr w:type="spellEnd"/>
+            <w:r>
+              <w:t xml:space="preserve"> = </w:t>
+            </w:r>
+            <w:proofErr w:type="gramStart"/>
+            <w:r>
+              <w:t>float(input(</w:t>
+            </w:r>
+            <w:proofErr w:type="gramEnd"/>
+            <w:r>
+              <w:t>"Enter Other SCM Weight D (</w:t>
+            </w:r>
+            <w:proofErr w:type="spellStart"/>
+            <w:r>
+              <w:t>lb</w:t>
+            </w:r>
+            <w:proofErr w:type="spellEnd"/>
+            <w:r>
+              <w:t>/yd³): "))</w:t>
             </w:r>
           </w:p>
           <w:p/>
@@ -640,13 +1787,39 @@
             </w:r>
           </w:p>
           <w:p>
-            <w:r>
-              <w:t>wc_ratio_E = float(input("Enter Water–Cement Ratio E: "))</w:t>
-            </w:r>
-          </w:p>
-          <w:p>
-            <w:r>
-              <w:t>air_content_F = float(input("Enter Air Content F (%): "))</w:t>
+            <w:proofErr w:type="spellStart"/>
+            <w:r>
+              <w:t>wc_ratio_E</w:t>
+            </w:r>
+            <w:proofErr w:type="spellEnd"/>
+            <w:r>
+              <w:t xml:space="preserve"> = </w:t>
+            </w:r>
+            <w:proofErr w:type="gramStart"/>
+            <w:r>
+              <w:t>float(input(</w:t>
+            </w:r>
+            <w:proofErr w:type="gramEnd"/>
+            <w:r>
+              <w:t>"Enter Water–Cement Ratio E: "))</w:t>
+            </w:r>
+          </w:p>
+          <w:p>
+            <w:proofErr w:type="spellStart"/>
+            <w:r>
+              <w:t>air_content_F</w:t>
+            </w:r>
+            <w:proofErr w:type="spellEnd"/>
+            <w:r>
+              <w:t xml:space="preserve"> = </w:t>
+            </w:r>
+            <w:proofErr w:type="gramStart"/>
+            <w:r>
+              <w:t>float(input(</w:t>
+            </w:r>
+            <w:proofErr w:type="gramEnd"/>
+            <w:r>
+              <w:t>"Enter Air Content F (%): "))</w:t>
             </w:r>
           </w:p>
           <w:p/>
@@ -656,18 +1829,57 @@
             </w:r>
           </w:p>
           <w:p>
-            <w:r>
-              <w:t>percent_fine_G = float(input("Enter Percent Fine Aggregate G (%): "))</w:t>
-            </w:r>
-          </w:p>
-          <w:p>
-            <w:r>
-              <w:t>percent_coarse_H = float(input("Enter Percent Coarse Aggregate H (%): "))</w:t>
-            </w:r>
-          </w:p>
-          <w:p>
-            <w:r>
-              <w:t>percent_other_I = float(input("Enter Percent Other Aggregate I (%): "))</w:t>
+            <w:proofErr w:type="spellStart"/>
+            <w:r>
+              <w:t>percent_fine_G</w:t>
+            </w:r>
+            <w:proofErr w:type="spellEnd"/>
+            <w:r>
+              <w:t xml:space="preserve"> = </w:t>
+            </w:r>
+            <w:proofErr w:type="gramStart"/>
+            <w:r>
+              <w:t>float(input(</w:t>
+            </w:r>
+            <w:proofErr w:type="gramEnd"/>
+            <w:r>
+              <w:t>"Enter Percent Fine Aggregate G (%): "))</w:t>
+            </w:r>
+          </w:p>
+          <w:p>
+            <w:proofErr w:type="spellStart"/>
+            <w:r>
+              <w:t>percent_coarse_H</w:t>
+            </w:r>
+            <w:proofErr w:type="spellEnd"/>
+            <w:r>
+              <w:t xml:space="preserve"> = </w:t>
+            </w:r>
+            <w:proofErr w:type="gramStart"/>
+            <w:r>
+              <w:t>float(input(</w:t>
+            </w:r>
+            <w:proofErr w:type="gramEnd"/>
+            <w:r>
+              <w:t>"Enter Percent Coarse Aggregate H (%): "))</w:t>
+            </w:r>
+          </w:p>
+          <w:p>
+            <w:proofErr w:type="spellStart"/>
+            <w:r>
+              <w:t>percent_other_I</w:t>
+            </w:r>
+            <w:proofErr w:type="spellEnd"/>
+            <w:r>
+              <w:t xml:space="preserve"> = </w:t>
+            </w:r>
+            <w:proofErr w:type="gramStart"/>
+            <w:r>
+              <w:t>float(input(</w:t>
+            </w:r>
+            <w:proofErr w:type="gramEnd"/>
+            <w:r>
+              <w:t>"Enter Percent Other Aggregate I (%): "))</w:t>
             </w:r>
           </w:p>
           <w:p/>
@@ -677,23 +1889,75 @@
             </w:r>
           </w:p>
           <w:p>
-            <w:r>
-              <w:t>sg_cement_J = float(input("Enter Specific Gravity of Cement J: "))</w:t>
-            </w:r>
-          </w:p>
-          <w:p>
-            <w:r>
-              <w:t>sg_fly_ash_K = float(input("Enter Specific Gravity of Fly Ash K: "))</w:t>
-            </w:r>
-          </w:p>
-          <w:p>
-            <w:r>
-              <w:t>sg_silica_L = float(input("Enter Specific Gravity of Silica Fume L: "))</w:t>
-            </w:r>
-          </w:p>
-          <w:p>
-            <w:r>
-              <w:t>sg_SCM_M = float(input("Enter Specific Gravity of Other SCM M: "))</w:t>
+            <w:proofErr w:type="spellStart"/>
+            <w:r>
+              <w:t>sg_cement_J</w:t>
+            </w:r>
+            <w:proofErr w:type="spellEnd"/>
+            <w:r>
+              <w:t xml:space="preserve"> = </w:t>
+            </w:r>
+            <w:proofErr w:type="gramStart"/>
+            <w:r>
+              <w:t>float(input(</w:t>
+            </w:r>
+            <w:proofErr w:type="gramEnd"/>
+            <w:r>
+              <w:t>"Enter Specific Gravity of Cement J: "))</w:t>
+            </w:r>
+          </w:p>
+          <w:p>
+            <w:proofErr w:type="spellStart"/>
+            <w:r>
+              <w:t>sg_fly_ash_K</w:t>
+            </w:r>
+            <w:proofErr w:type="spellEnd"/>
+            <w:r>
+              <w:t xml:space="preserve"> = </w:t>
+            </w:r>
+            <w:proofErr w:type="gramStart"/>
+            <w:r>
+              <w:t>float(input(</w:t>
+            </w:r>
+            <w:proofErr w:type="gramEnd"/>
+            <w:r>
+              <w:t>"Enter Specific Gravity of Fly Ash K: "))</w:t>
+            </w:r>
+          </w:p>
+          <w:p>
+            <w:proofErr w:type="spellStart"/>
+            <w:r>
+              <w:t>sg_silica_L</w:t>
+            </w:r>
+            <w:proofErr w:type="spellEnd"/>
+            <w:r>
+              <w:t xml:space="preserve"> = </w:t>
+            </w:r>
+            <w:proofErr w:type="gramStart"/>
+            <w:r>
+              <w:t>float(input(</w:t>
+            </w:r>
+            <w:proofErr w:type="gramEnd"/>
+            <w:r>
+              <w:t>"Enter Specific Gravity of Silica Fume L: "))</w:t>
+            </w:r>
+          </w:p>
+          <w:p>
+            <w:proofErr w:type="spellStart"/>
+            <w:r>
+              <w:t>sg_SCM_M</w:t>
+            </w:r>
+            <w:proofErr w:type="spellEnd"/>
+            <w:r>
+              <w:t xml:space="preserve"> = </w:t>
+            </w:r>
+            <w:proofErr w:type="gramStart"/>
+            <w:r>
+              <w:t>float(input(</w:t>
+            </w:r>
+            <w:proofErr w:type="gramEnd"/>
+            <w:r>
+              <w:t>"Enter Specific Gravity of Other SCM M: "))</w:t>
             </w:r>
           </w:p>
           <w:p/>
@@ -703,24 +1967,76 @@
             </w:r>
           </w:p>
           <w:p>
-            <w:r>
-              <w:t>sg_fine_N = float(input("Enter Specific Gravity of Fine Aggregate N: "))</w:t>
-            </w:r>
-          </w:p>
-          <w:p>
-            <w:r>
-              <w:t>sg_coarse_O = float(input("Enter Specific Gravity of Coarse Aggregate O: "))</w:t>
-            </w:r>
-          </w:p>
-          <w:p>
-            <w:r>
-              <w:t>sg_other_P = float(input("Enter Specific Gravity of Other Aggregate P: "))</w:t>
+            <w:proofErr w:type="spellStart"/>
+            <w:r>
+              <w:t>sg_fine_N</w:t>
+            </w:r>
+            <w:proofErr w:type="spellEnd"/>
+            <w:r>
+              <w:t xml:space="preserve"> = </w:t>
+            </w:r>
+            <w:proofErr w:type="gramStart"/>
+            <w:r>
+              <w:t>float(input(</w:t>
+            </w:r>
+            <w:proofErr w:type="gramEnd"/>
+            <w:r>
+              <w:t>"Enter Specific Gravity of Fine Aggregate N: "))</w:t>
+            </w:r>
+          </w:p>
+          <w:p>
+            <w:proofErr w:type="spellStart"/>
+            <w:r>
+              <w:t>sg_coarse_O</w:t>
+            </w:r>
+            <w:proofErr w:type="spellEnd"/>
+            <w:r>
+              <w:t xml:space="preserve"> = </w:t>
+            </w:r>
+            <w:proofErr w:type="gramStart"/>
+            <w:r>
+              <w:t>float(input(</w:t>
+            </w:r>
+            <w:proofErr w:type="gramEnd"/>
+            <w:r>
+              <w:t>"Enter Specific Gravity of Coarse Aggregate O: "))</w:t>
+            </w:r>
+          </w:p>
+          <w:p>
+            <w:proofErr w:type="spellStart"/>
+            <w:r>
+              <w:t>sg_other_P</w:t>
+            </w:r>
+            <w:proofErr w:type="spellEnd"/>
+            <w:r>
+              <w:t xml:space="preserve"> = </w:t>
+            </w:r>
+            <w:proofErr w:type="gramStart"/>
+            <w:r>
+              <w:t>float(input(</w:t>
+            </w:r>
+            <w:proofErr w:type="gramEnd"/>
+            <w:r>
+              <w:t>"Enter Specific Gravity of Other Aggregate P: "))</w:t>
             </w:r>
           </w:p>
           <w:p/>
           <w:p>
-            <w:r>
-              <w:t>print("\nAll inputs successfully collected.\n")</w:t>
+            <w:proofErr w:type="gramStart"/>
+            <w:r>
+              <w:t>print(</w:t>
+            </w:r>
+            <w:proofErr w:type="gramEnd"/>
+            <w:r>
+              <w:t>"\</w:t>
+            </w:r>
+            <w:proofErr w:type="spellStart"/>
+            <w:r>
+              <w:t>nAll</w:t>
+            </w:r>
+            <w:proofErr w:type="spellEnd"/>
+            <w:r>
+              <w:t xml:space="preserve"> inputs successfully collected.\n")</w:t>
             </w:r>
           </w:p>
           <w:p/>
@@ -731,7 +2047,15 @@
           </w:tcPr>
           <w:p>
             <w:r>
-              <w:t>Within this chunk of code, user input values for are collectd so that the mix design calculations can be performed. The code prompts the user for project information, ceme</w:t>
+              <w:t xml:space="preserve">Within this chunk of code, user input values for are </w:t>
+            </w:r>
+            <w:proofErr w:type="spellStart"/>
+            <w:r>
+              <w:t>collectd</w:t>
+            </w:r>
+            <w:proofErr w:type="spellEnd"/>
+            <w:r>
+              <w:t xml:space="preserve"> so that the mix design calculations can be performed. The code prompts the user for project information, ceme</w:t>
             </w:r>
             <w:r>
               <w:t>ntitious material weights, design parameters, aggregate percentages, and specific gravities</w:t>
@@ -762,8 +2086,13 @@
           </w:p>
           <w:p/>
           <w:p>
-            <w:r>
-              <w:t>print("\n--- Running NDOT Mix Design Calculations ---")</w:t>
+            <w:proofErr w:type="gramStart"/>
+            <w:r>
+              <w:t>print(</w:t>
+            </w:r>
+            <w:proofErr w:type="gramEnd"/>
+            <w:r>
+              <w:t>"\n--- Running NDOT Mix Design Calculations ---")</w:t>
             </w:r>
           </w:p>
           <w:p/>
@@ -774,7 +2103,60 @@
           </w:p>
           <w:p>
             <w:r>
-              <w:t>Q = calculate_water_weight_Q(cement_A, fly_ash_B, silica_C, other_scm_D, wc_ratio_E)</w:t>
+              <w:t xml:space="preserve">Q = </w:t>
+            </w:r>
+            <w:proofErr w:type="spellStart"/>
+            <w:r>
+              <w:t>calculate_water_weight_</w:t>
+            </w:r>
+            <w:proofErr w:type="gramStart"/>
+            <w:r>
+              <w:t>Q</w:t>
+            </w:r>
+            <w:proofErr w:type="spellEnd"/>
+            <w:r>
+              <w:t>(</w:t>
+            </w:r>
+            <w:proofErr w:type="spellStart"/>
+            <w:proofErr w:type="gramEnd"/>
+            <w:r>
+              <w:t>cement_A</w:t>
+            </w:r>
+            <w:proofErr w:type="spellEnd"/>
+            <w:r>
+              <w:t xml:space="preserve">, </w:t>
+            </w:r>
+            <w:proofErr w:type="spellStart"/>
+            <w:r>
+              <w:t>fly_ash_B</w:t>
+            </w:r>
+            <w:proofErr w:type="spellEnd"/>
+            <w:r>
+              <w:t xml:space="preserve">, </w:t>
+            </w:r>
+            <w:proofErr w:type="spellStart"/>
+            <w:r>
+              <w:t>silica_C</w:t>
+            </w:r>
+            <w:proofErr w:type="spellEnd"/>
+            <w:r>
+              <w:t xml:space="preserve">, </w:t>
+            </w:r>
+            <w:proofErr w:type="spellStart"/>
+            <w:r>
+              <w:t>other_scm_D</w:t>
+            </w:r>
+            <w:proofErr w:type="spellEnd"/>
+            <w:r>
+              <w:t xml:space="preserve">, </w:t>
+            </w:r>
+            <w:proofErr w:type="spellStart"/>
+            <w:r>
+              <w:t>wc_ratio_E</w:t>
+            </w:r>
+            <w:proofErr w:type="spellEnd"/>
+            <w:r>
+              <w:t>)</w:t>
             </w:r>
           </w:p>
           <w:p/>
@@ -785,22 +2167,117 @@
           </w:p>
           <w:p>
             <w:r>
-              <w:t>R = calculate_volume_R(cement_A, sg_cement_J)</w:t>
-            </w:r>
-          </w:p>
-          <w:p>
-            <w:r>
-              <w:t>S = calculate_volume_S(fly_ash_B, sg_fly_ash_K)</w:t>
-            </w:r>
-          </w:p>
-          <w:p>
-            <w:r>
-              <w:t>T = calculate_silica_volume_T(silica_C)</w:t>
-            </w:r>
-          </w:p>
-          <w:p>
-            <w:r>
-              <w:t>U = calculate_scm_volume_U(other_scm_D)</w:t>
+              <w:t xml:space="preserve">R = </w:t>
+            </w:r>
+            <w:proofErr w:type="spellStart"/>
+            <w:r>
+              <w:t>calculate_volume_</w:t>
+            </w:r>
+            <w:proofErr w:type="gramStart"/>
+            <w:r>
+              <w:t>R</w:t>
+            </w:r>
+            <w:proofErr w:type="spellEnd"/>
+            <w:r>
+              <w:t>(</w:t>
+            </w:r>
+            <w:proofErr w:type="spellStart"/>
+            <w:proofErr w:type="gramEnd"/>
+            <w:r>
+              <w:t>cement_A</w:t>
+            </w:r>
+            <w:proofErr w:type="spellEnd"/>
+            <w:r>
+              <w:t xml:space="preserve">, </w:t>
+            </w:r>
+            <w:proofErr w:type="spellStart"/>
+            <w:r>
+              <w:t>sg_cement_J</w:t>
+            </w:r>
+            <w:proofErr w:type="spellEnd"/>
+            <w:r>
+              <w:t>)</w:t>
+            </w:r>
+          </w:p>
+          <w:p>
+            <w:r>
+              <w:t xml:space="preserve">S = </w:t>
+            </w:r>
+            <w:proofErr w:type="spellStart"/>
+            <w:r>
+              <w:t>calculate_volume_</w:t>
+            </w:r>
+            <w:proofErr w:type="gramStart"/>
+            <w:r>
+              <w:t>S</w:t>
+            </w:r>
+            <w:proofErr w:type="spellEnd"/>
+            <w:r>
+              <w:t>(</w:t>
+            </w:r>
+            <w:proofErr w:type="spellStart"/>
+            <w:proofErr w:type="gramEnd"/>
+            <w:r>
+              <w:t>fly_ash_B</w:t>
+            </w:r>
+            <w:proofErr w:type="spellEnd"/>
+            <w:r>
+              <w:t xml:space="preserve">, </w:t>
+            </w:r>
+            <w:proofErr w:type="spellStart"/>
+            <w:r>
+              <w:t>sg_fly_ash_K</w:t>
+            </w:r>
+            <w:proofErr w:type="spellEnd"/>
+            <w:r>
+              <w:t>)</w:t>
+            </w:r>
+          </w:p>
+          <w:p>
+            <w:r>
+              <w:t xml:space="preserve">T = </w:t>
+            </w:r>
+            <w:proofErr w:type="spellStart"/>
+            <w:r>
+              <w:t>calculate_silica_volume_T</w:t>
+            </w:r>
+            <w:proofErr w:type="spellEnd"/>
+            <w:r>
+              <w:t>(</w:t>
+            </w:r>
+            <w:proofErr w:type="spellStart"/>
+            <w:r>
+              <w:t>silica_C</w:t>
+            </w:r>
+            <w:proofErr w:type="spellEnd"/>
+            <w:r>
+              <w:t>)</w:t>
+            </w:r>
+          </w:p>
+          <w:p>
+            <w:r>
+              <w:t xml:space="preserve">U = </w:t>
+            </w:r>
+            <w:proofErr w:type="spellStart"/>
+            <w:proofErr w:type="gramStart"/>
+            <w:r>
+              <w:t>calculate</w:t>
+            </w:r>
+            <w:proofErr w:type="gramEnd"/>
+            <w:r>
+              <w:t>_scm_volume_U</w:t>
+            </w:r>
+            <w:proofErr w:type="spellEnd"/>
+            <w:r>
+              <w:t>(</w:t>
+            </w:r>
+            <w:proofErr w:type="spellStart"/>
+            <w:r>
+              <w:t>other_scm_D</w:t>
+            </w:r>
+            <w:proofErr w:type="spellEnd"/>
+            <w:r>
+              <w:t>)</w:t>
             </w:r>
           </w:p>
           <w:p/>
@@ -811,12 +2288,36 @@
           </w:p>
           <w:p>
             <w:r>
-              <w:t>V = air_volume_V(air_content_F)</w:t>
-            </w:r>
-          </w:p>
-          <w:p>
-            <w:r>
-              <w:t>W = water_volume_w(Q)</w:t>
+              <w:t xml:space="preserve">V = </w:t>
+            </w:r>
+            <w:proofErr w:type="spellStart"/>
+            <w:r>
+              <w:t>air_volume_V</w:t>
+            </w:r>
+            <w:proofErr w:type="spellEnd"/>
+            <w:r>
+              <w:t>(</w:t>
+            </w:r>
+            <w:proofErr w:type="spellStart"/>
+            <w:r>
+              <w:t>air_content_F</w:t>
+            </w:r>
+            <w:proofErr w:type="spellEnd"/>
+            <w:r>
+              <w:t>)</w:t>
+            </w:r>
+          </w:p>
+          <w:p>
+            <w:r>
+              <w:t xml:space="preserve">W = </w:t>
+            </w:r>
+            <w:proofErr w:type="spellStart"/>
+            <w:r>
+              <w:t>water_volume_w</w:t>
+            </w:r>
+            <w:proofErr w:type="spellEnd"/>
+            <w:r>
+              <w:t>(Q)</w:t>
             </w:r>
           </w:p>
           <w:p/>
@@ -827,7 +2328,23 @@
           </w:p>
           <w:p>
             <w:r>
-              <w:t>X = aggregate_volume_X(R, S, T, U, V, W)</w:t>
+              <w:t xml:space="preserve">X = </w:t>
+            </w:r>
+            <w:proofErr w:type="spellStart"/>
+            <w:r>
+              <w:t>aggregate_volume_</w:t>
+            </w:r>
+            <w:proofErr w:type="gramStart"/>
+            <w:r>
+              <w:t>X</w:t>
+            </w:r>
+            <w:proofErr w:type="spellEnd"/>
+            <w:r>
+              <w:t>(</w:t>
+            </w:r>
+            <w:proofErr w:type="gramEnd"/>
+            <w:r>
+              <w:t>R, S, T, U, V, W)</w:t>
             </w:r>
           </w:p>
           <w:p/>
@@ -838,23 +2355,128 @@
           </w:p>
           <w:p>
             <w:r>
-              <w:t>Y = calculate_fine_aggregate_weight_Y(percent_fine_G, sg_fine_N, X)</w:t>
-            </w:r>
-          </w:p>
-          <w:p>
-            <w:r>
-              <w:t>Z = calculate_coarse_aggregate_weight_Z(percent_coarse_H, sg_coarse_O, X)</w:t>
-            </w:r>
-          </w:p>
-          <w:p>
-            <w:r>
-              <w:t>AA = calculate_other_aggregate_weight_AA(percent_other_I, sg_other_P, X)</w:t>
+              <w:t xml:space="preserve">Y = </w:t>
+            </w:r>
+            <w:proofErr w:type="spellStart"/>
+            <w:r>
+              <w:t>calculate_fine_aggregate_weight_</w:t>
+            </w:r>
+            <w:proofErr w:type="gramStart"/>
+            <w:r>
+              <w:t>Y</w:t>
+            </w:r>
+            <w:proofErr w:type="spellEnd"/>
+            <w:r>
+              <w:t>(</w:t>
+            </w:r>
+            <w:proofErr w:type="spellStart"/>
+            <w:proofErr w:type="gramEnd"/>
+            <w:r>
+              <w:t>percent_fine_G</w:t>
+            </w:r>
+            <w:proofErr w:type="spellEnd"/>
+            <w:r>
+              <w:t xml:space="preserve">, </w:t>
+            </w:r>
+            <w:proofErr w:type="spellStart"/>
+            <w:r>
+              <w:t>sg_fine_N</w:t>
+            </w:r>
+            <w:proofErr w:type="spellEnd"/>
+            <w:r>
+              <w:t>, X)</w:t>
+            </w:r>
+          </w:p>
+          <w:p>
+            <w:r>
+              <w:t xml:space="preserve">Z = </w:t>
+            </w:r>
+            <w:proofErr w:type="spellStart"/>
+            <w:r>
+              <w:t>calculate_coarse_aggregate_weight_</w:t>
+            </w:r>
+            <w:proofErr w:type="gramStart"/>
+            <w:r>
+              <w:t>Z</w:t>
+            </w:r>
+            <w:proofErr w:type="spellEnd"/>
+            <w:r>
+              <w:t>(</w:t>
+            </w:r>
+            <w:proofErr w:type="spellStart"/>
+            <w:proofErr w:type="gramEnd"/>
+            <w:r>
+              <w:t>percent_coarse_H</w:t>
+            </w:r>
+            <w:proofErr w:type="spellEnd"/>
+            <w:r>
+              <w:t xml:space="preserve">, </w:t>
+            </w:r>
+            <w:proofErr w:type="spellStart"/>
+            <w:r>
+              <w:t>sg_coarse_O</w:t>
+            </w:r>
+            <w:proofErr w:type="spellEnd"/>
+            <w:r>
+              <w:t>, X)</w:t>
+            </w:r>
+          </w:p>
+          <w:p>
+            <w:r>
+              <w:t xml:space="preserve">AA = </w:t>
+            </w:r>
+            <w:proofErr w:type="spellStart"/>
+            <w:proofErr w:type="gramStart"/>
+            <w:r>
+              <w:t>calculate</w:t>
+            </w:r>
+            <w:proofErr w:type="gramEnd"/>
+            <w:r>
+              <w:t>_other_aggregate_weight_</w:t>
+            </w:r>
+            <w:proofErr w:type="gramStart"/>
+            <w:r>
+              <w:t>AA</w:t>
+            </w:r>
+            <w:proofErr w:type="spellEnd"/>
+            <w:r>
+              <w:t>(</w:t>
+            </w:r>
+            <w:proofErr w:type="spellStart"/>
+            <w:proofErr w:type="gramEnd"/>
+            <w:r>
+              <w:t>percent_other_I</w:t>
+            </w:r>
+            <w:proofErr w:type="spellEnd"/>
+            <w:r>
+              <w:t xml:space="preserve">, </w:t>
+            </w:r>
+            <w:proofErr w:type="spellStart"/>
+            <w:r>
+              <w:t>sg_other_P</w:t>
+            </w:r>
+            <w:proofErr w:type="spellEnd"/>
+            <w:r>
+              <w:t>, X)</w:t>
             </w:r>
           </w:p>
           <w:p/>
           <w:p>
-            <w:r>
-              <w:t>print("\nAll calculations completed successfully.\n")</w:t>
+            <w:proofErr w:type="gramStart"/>
+            <w:r>
+              <w:t>print(</w:t>
+            </w:r>
+            <w:proofErr w:type="gramEnd"/>
+            <w:r>
+              <w:t>"\</w:t>
+            </w:r>
+            <w:proofErr w:type="spellStart"/>
+            <w:r>
+              <w:t>nAll</w:t>
+            </w:r>
+            <w:proofErr w:type="spellEnd"/>
+            <w:r>
+              <w:t xml:space="preserve"> calculations completed successfully.\n")</w:t>
             </w:r>
           </w:p>
           <w:p/>
@@ -865,7 +2487,15 @@
           </w:tcPr>
           <w:p>
             <w:r>
-              <w:t xml:space="preserve">This chunk of code performs all the engineering calculations that are required for the NDOT concrete mix design using the user inputs that were collected prior as well as the functions defined earlier. Each step follows the same order that is found on the NDOT “Mix Design” tab. First the code calculates the water weight denoted by (Q), and then calculated the individual volumes of </w:t>
+              <w:t>This chunk of code performs all the engineering calculations that are required for the NDOT concrete mix design using the user inputs that were collected prior as well as the functions defined earlier. Each step follows the same order that is found on the NDOT “Mix Design” tab. First the code calculates the water weight denoted by (Q</w:t>
+            </w:r>
+            <w:proofErr w:type="gramStart"/>
+            <w:r>
+              <w:t>), and</w:t>
+            </w:r>
+            <w:proofErr w:type="gramEnd"/>
+            <w:r>
+              <w:t xml:space="preserve"> then calculated the individual volumes of </w:t>
             </w:r>
             <w:r>
               <w:t>cementitious materials (R, S, T, and U).</w:t>
@@ -911,22 +2541,53 @@
           <w:p/>
           <w:p>
             <w:r>
-              <w:t>print("\n---------------------------------------------")</w:t>
-            </w:r>
-          </w:p>
-          <w:p>
-            <w:r>
-              <w:t>print("     NDOT Concrete Mix Design – Summary")</w:t>
-            </w:r>
-          </w:p>
-          <w:p>
-            <w:r>
-              <w:t>print("         (1 Cubic Yard of Concrete)")</w:t>
-            </w:r>
-          </w:p>
-          <w:p>
-            <w:r>
-              <w:t>print("---------------------------------------------")</w:t>
+              <w:t>print("\</w:t>
+            </w:r>
+            <w:proofErr w:type="gramStart"/>
+            <w:r>
+              <w:t>n--------</w:t>
+            </w:r>
+            <w:proofErr w:type="gramEnd"/>
+            <w:r>
+              <w:t>-------------------------------------")</w:t>
+            </w:r>
+          </w:p>
+          <w:p>
+            <w:proofErr w:type="gramStart"/>
+            <w:r>
+              <w:t>print(</w:t>
+            </w:r>
+            <w:proofErr w:type="gramEnd"/>
+            <w:r>
+              <w:t>"     NDOT Concrete Mix Design – Summary")</w:t>
+            </w:r>
+          </w:p>
+          <w:p>
+            <w:proofErr w:type="gramStart"/>
+            <w:r>
+              <w:t>print(</w:t>
+            </w:r>
+            <w:proofErr w:type="gramEnd"/>
+            <w:r>
+              <w:t xml:space="preserve">"      </w:t>
+            </w:r>
+            <w:proofErr w:type="gramStart"/>
+            <w:r>
+              <w:t xml:space="preserve">   (</w:t>
+            </w:r>
+            <w:proofErr w:type="gramEnd"/>
+            <w:r>
+              <w:t>1 Cubic Yard of Concrete)")</w:t>
+            </w:r>
+          </w:p>
+          <w:p>
+            <w:proofErr w:type="gramStart"/>
+            <w:r>
+              <w:t>print(</w:t>
+            </w:r>
+            <w:proofErr w:type="gramEnd"/>
+            <w:r>
+              <w:t>"---------------------------------------------")</w:t>
             </w:r>
           </w:p>
           <w:p/>
@@ -936,18 +2597,85 @@
             </w:r>
           </w:p>
           <w:p>
-            <w:r>
-              <w:t>print(f"Project Number: {project_no}")</w:t>
-            </w:r>
-          </w:p>
-          <w:p>
-            <w:r>
-              <w:t>print(f"Class of Concrete: {concrete_class}")</w:t>
-            </w:r>
-          </w:p>
-          <w:p>
-            <w:r>
-              <w:t>print("---------------------------------------------")</w:t>
+            <w:proofErr w:type="gramStart"/>
+            <w:r>
+              <w:t>print(</w:t>
+            </w:r>
+            <w:proofErr w:type="spellStart"/>
+            <w:proofErr w:type="gramEnd"/>
+            <w:r>
+              <w:t>f"Project</w:t>
+            </w:r>
+            <w:proofErr w:type="spellEnd"/>
+            <w:r>
+              <w:t xml:space="preserve"> </w:t>
+            </w:r>
+            <w:proofErr w:type="gramStart"/>
+            <w:r>
+              <w:t>Number: {</w:t>
+            </w:r>
+            <w:proofErr w:type="spellStart"/>
+            <w:proofErr w:type="gramEnd"/>
+            <w:r>
+              <w:t>project_</w:t>
+            </w:r>
+            <w:proofErr w:type="gramStart"/>
+            <w:r>
+              <w:t>no</w:t>
+            </w:r>
+            <w:proofErr w:type="spellEnd"/>
+            <w:r>
+              <w:t>}"</w:t>
+            </w:r>
+            <w:proofErr w:type="gramEnd"/>
+            <w:r>
+              <w:t>)</w:t>
+            </w:r>
+          </w:p>
+          <w:p>
+            <w:proofErr w:type="gramStart"/>
+            <w:r>
+              <w:t>print(</w:t>
+            </w:r>
+            <w:proofErr w:type="spellStart"/>
+            <w:proofErr w:type="gramEnd"/>
+            <w:r>
+              <w:t>f"Class</w:t>
+            </w:r>
+            <w:proofErr w:type="spellEnd"/>
+            <w:r>
+              <w:t xml:space="preserve"> of </w:t>
+            </w:r>
+            <w:proofErr w:type="gramStart"/>
+            <w:r>
+              <w:t>Concrete: {</w:t>
+            </w:r>
+            <w:proofErr w:type="spellStart"/>
+            <w:proofErr w:type="gramEnd"/>
+            <w:r>
+              <w:t>concrete_</w:t>
+            </w:r>
+            <w:proofErr w:type="gramStart"/>
+            <w:r>
+              <w:t>class</w:t>
+            </w:r>
+            <w:proofErr w:type="spellEnd"/>
+            <w:r>
+              <w:t>}"</w:t>
+            </w:r>
+            <w:proofErr w:type="gramEnd"/>
+            <w:r>
+              <w:t>)</w:t>
+            </w:r>
+          </w:p>
+          <w:p>
+            <w:proofErr w:type="gramStart"/>
+            <w:r>
+              <w:t>print(</w:t>
+            </w:r>
+            <w:proofErr w:type="gramEnd"/>
+            <w:r>
+              <w:t>"---------------------------------------------")</w:t>
             </w:r>
           </w:p>
           <w:p/>
@@ -957,33 +2685,159 @@
             </w:r>
           </w:p>
           <w:p>
-            <w:r>
-              <w:t>print("Cementitious Materials (lb):")</w:t>
-            </w:r>
-          </w:p>
-          <w:p>
-            <w:r>
-              <w:t>print(f"  Cement (A):        {cement_A:8.1f}")</w:t>
-            </w:r>
-          </w:p>
-          <w:p>
-            <w:r>
-              <w:t>print(f"  Fly Ash (B):       {fly_ash_B:8.1f}")</w:t>
-            </w:r>
-          </w:p>
-          <w:p>
-            <w:r>
-              <w:t>print(f"  Silica Fume (C):   {silica_C:8.1f}")</w:t>
-            </w:r>
-          </w:p>
-          <w:p>
-            <w:r>
-              <w:t>print(f"  Other SCM (D):     {other_scm_D:8.1f}")</w:t>
-            </w:r>
-          </w:p>
-          <w:p>
-            <w:r>
-              <w:t>print("---------------------------------------------")</w:t>
+            <w:proofErr w:type="gramStart"/>
+            <w:r>
+              <w:t>print(</w:t>
+            </w:r>
+            <w:proofErr w:type="gramEnd"/>
+            <w:r>
+              <w:t>"Cementitious Materials (</w:t>
+            </w:r>
+            <w:proofErr w:type="spellStart"/>
+            <w:r>
+              <w:t>lb</w:t>
+            </w:r>
+            <w:proofErr w:type="spellEnd"/>
+            <w:r>
+              <w:t>):")</w:t>
+            </w:r>
+          </w:p>
+          <w:p>
+            <w:proofErr w:type="gramStart"/>
+            <w:r>
+              <w:t>print(</w:t>
+            </w:r>
+            <w:proofErr w:type="gramEnd"/>
+            <w:r>
+              <w:t>f</w:t>
+            </w:r>
+            <w:proofErr w:type="gramStart"/>
+            <w:r>
+              <w:t>"  Cement</w:t>
+            </w:r>
+            <w:proofErr w:type="gramEnd"/>
+            <w:r>
+              <w:t xml:space="preserve"> (A):     </w:t>
+            </w:r>
+            <w:proofErr w:type="gramStart"/>
+            <w:r>
+              <w:t xml:space="preserve">   {</w:t>
+            </w:r>
+            <w:proofErr w:type="gramEnd"/>
+            <w:r>
+              <w:t>cement_A:8.1</w:t>
+            </w:r>
+            <w:proofErr w:type="gramStart"/>
+            <w:r>
+              <w:t>f}"</w:t>
+            </w:r>
+            <w:proofErr w:type="gramEnd"/>
+            <w:r>
+              <w:t>)</w:t>
+            </w:r>
+          </w:p>
+          <w:p>
+            <w:proofErr w:type="gramStart"/>
+            <w:r>
+              <w:t>print(</w:t>
+            </w:r>
+            <w:proofErr w:type="gramEnd"/>
+            <w:r>
+              <w:t>f</w:t>
+            </w:r>
+            <w:proofErr w:type="gramStart"/>
+            <w:r>
+              <w:t>"  Fly</w:t>
+            </w:r>
+            <w:proofErr w:type="gramEnd"/>
+            <w:r>
+              <w:t xml:space="preserve"> Ash (B):    </w:t>
+            </w:r>
+            <w:proofErr w:type="gramStart"/>
+            <w:r>
+              <w:t xml:space="preserve">   {</w:t>
+            </w:r>
+            <w:proofErr w:type="gramEnd"/>
+            <w:r>
+              <w:t>fly_ash_B:8.1f}")</w:t>
+            </w:r>
+          </w:p>
+          <w:p>
+            <w:proofErr w:type="gramStart"/>
+            <w:r>
+              <w:t>print(</w:t>
+            </w:r>
+            <w:proofErr w:type="gramEnd"/>
+            <w:r>
+              <w:t>f</w:t>
+            </w:r>
+            <w:proofErr w:type="gramStart"/>
+            <w:r>
+              <w:t>"  Silica</w:t>
+            </w:r>
+            <w:proofErr w:type="gramEnd"/>
+            <w:r>
+              <w:t xml:space="preserve"> Fume (C):</w:t>
+            </w:r>
+            <w:proofErr w:type="gramStart"/>
+            <w:r>
+              <w:t xml:space="preserve">   {</w:t>
+            </w:r>
+            <w:proofErr w:type="gramEnd"/>
+            <w:r>
+              <w:t>silica_C:8.1</w:t>
+            </w:r>
+            <w:proofErr w:type="gramStart"/>
+            <w:r>
+              <w:t>f}"</w:t>
+            </w:r>
+            <w:proofErr w:type="gramEnd"/>
+            <w:r>
+              <w:t>)</w:t>
+            </w:r>
+          </w:p>
+          <w:p>
+            <w:proofErr w:type="gramStart"/>
+            <w:r>
+              <w:t>print(</w:t>
+            </w:r>
+            <w:proofErr w:type="gramEnd"/>
+            <w:r>
+              <w:t>f</w:t>
+            </w:r>
+            <w:proofErr w:type="gramStart"/>
+            <w:r>
+              <w:t>"  Other</w:t>
+            </w:r>
+            <w:proofErr w:type="gramEnd"/>
+            <w:r>
+              <w:t xml:space="preserve"> SCM (D):  </w:t>
+            </w:r>
+            <w:proofErr w:type="gramStart"/>
+            <w:r>
+              <w:t xml:space="preserve">   {</w:t>
+            </w:r>
+            <w:proofErr w:type="gramEnd"/>
+            <w:r>
+              <w:t>other_scm_D:8.1</w:t>
+            </w:r>
+            <w:proofErr w:type="gramStart"/>
+            <w:r>
+              <w:t>f}"</w:t>
+            </w:r>
+            <w:proofErr w:type="gramEnd"/>
+            <w:r>
+              <w:t>)</w:t>
+            </w:r>
+          </w:p>
+          <w:p>
+            <w:proofErr w:type="gramStart"/>
+            <w:r>
+              <w:t>print(</w:t>
+            </w:r>
+            <w:proofErr w:type="gramEnd"/>
+            <w:r>
+              <w:t>"---------------------------------------------")</w:t>
             </w:r>
           </w:p>
           <w:p/>
@@ -993,28 +2847,133 @@
             </w:r>
           </w:p>
           <w:p>
-            <w:r>
-              <w:t>print("Aggregate Weights (lb):")</w:t>
-            </w:r>
-          </w:p>
-          <w:p>
-            <w:r>
-              <w:t>print(f"  Fine Aggregate (Y):     {Y:8.1f}")</w:t>
-            </w:r>
-          </w:p>
-          <w:p>
-            <w:r>
-              <w:t>print(f"  Coarse Aggregate (Z):   {Z:8.1f}")</w:t>
-            </w:r>
-          </w:p>
-          <w:p>
-            <w:r>
-              <w:t>print(f"  Other Aggregate (AA):   {AA:8.1f}")</w:t>
-            </w:r>
-          </w:p>
-          <w:p>
-            <w:r>
-              <w:t>print("---------------------------------------------")</w:t>
+            <w:proofErr w:type="gramStart"/>
+            <w:r>
+              <w:t>print(</w:t>
+            </w:r>
+            <w:proofErr w:type="gramEnd"/>
+            <w:r>
+              <w:t>"Aggregate Weights (</w:t>
+            </w:r>
+            <w:proofErr w:type="spellStart"/>
+            <w:r>
+              <w:t>lb</w:t>
+            </w:r>
+            <w:proofErr w:type="spellEnd"/>
+            <w:r>
+              <w:t>):")</w:t>
+            </w:r>
+          </w:p>
+          <w:p>
+            <w:proofErr w:type="gramStart"/>
+            <w:r>
+              <w:t>print(</w:t>
+            </w:r>
+            <w:proofErr w:type="gramEnd"/>
+            <w:r>
+              <w:t>f</w:t>
+            </w:r>
+            <w:proofErr w:type="gramStart"/>
+            <w:r>
+              <w:t>"  Fine</w:t>
+            </w:r>
+            <w:proofErr w:type="gramEnd"/>
+            <w:r>
+              <w:t xml:space="preserve"> Aggregate (Y):  </w:t>
+            </w:r>
+            <w:proofErr w:type="gramStart"/>
+            <w:r>
+              <w:t xml:space="preserve">   {</w:t>
+            </w:r>
+            <w:proofErr w:type="gramEnd"/>
+            <w:r>
+              <w:t>Y:8.1</w:t>
+            </w:r>
+            <w:proofErr w:type="gramStart"/>
+            <w:r>
+              <w:t>f}"</w:t>
+            </w:r>
+            <w:proofErr w:type="gramEnd"/>
+            <w:r>
+              <w:t>)</w:t>
+            </w:r>
+          </w:p>
+          <w:p>
+            <w:proofErr w:type="gramStart"/>
+            <w:r>
+              <w:t>print(</w:t>
+            </w:r>
+            <w:proofErr w:type="gramEnd"/>
+            <w:r>
+              <w:t>f</w:t>
+            </w:r>
+            <w:proofErr w:type="gramStart"/>
+            <w:r>
+              <w:t>"  Coarse</w:t>
+            </w:r>
+            <w:proofErr w:type="gramEnd"/>
+            <w:r>
+              <w:t xml:space="preserve"> Aggregate (Z):</w:t>
+            </w:r>
+            <w:proofErr w:type="gramStart"/>
+            <w:r>
+              <w:t xml:space="preserve">   {</w:t>
+            </w:r>
+            <w:proofErr w:type="gramEnd"/>
+            <w:r>
+              <w:t>Z:8.1</w:t>
+            </w:r>
+            <w:proofErr w:type="gramStart"/>
+            <w:r>
+              <w:t>f}"</w:t>
+            </w:r>
+            <w:proofErr w:type="gramEnd"/>
+            <w:r>
+              <w:t>)</w:t>
+            </w:r>
+          </w:p>
+          <w:p>
+            <w:proofErr w:type="gramStart"/>
+            <w:r>
+              <w:t>print(</w:t>
+            </w:r>
+            <w:proofErr w:type="gramEnd"/>
+            <w:r>
+              <w:t>f</w:t>
+            </w:r>
+            <w:proofErr w:type="gramStart"/>
+            <w:r>
+              <w:t>"  Other</w:t>
+            </w:r>
+            <w:proofErr w:type="gramEnd"/>
+            <w:r>
+              <w:t xml:space="preserve"> Aggregate (AA):</w:t>
+            </w:r>
+            <w:proofErr w:type="gramStart"/>
+            <w:r>
+              <w:t xml:space="preserve">   {</w:t>
+            </w:r>
+            <w:proofErr w:type="gramEnd"/>
+            <w:r>
+              <w:t>AA:8.1</w:t>
+            </w:r>
+            <w:proofErr w:type="gramStart"/>
+            <w:r>
+              <w:t>f}"</w:t>
+            </w:r>
+            <w:proofErr w:type="gramEnd"/>
+            <w:r>
+              <w:t>)</w:t>
+            </w:r>
+          </w:p>
+          <w:p>
+            <w:proofErr w:type="gramStart"/>
+            <w:r>
+              <w:t>print(</w:t>
+            </w:r>
+            <w:proofErr w:type="gramEnd"/>
+            <w:r>
+              <w:t>"---------------------------------------------")</w:t>
             </w:r>
           </w:p>
           <w:p/>
@@ -1029,24 +2988,71 @@
             </w:r>
           </w:p>
           <w:p>
-            <w:r>
-              <w:t>print(f"  Water Weight (Q):       {Q:8.1f} lb")</w:t>
-            </w:r>
-          </w:p>
-          <w:p>
-            <w:r>
-              <w:t>print("---------------------------------------------")</w:t>
+            <w:proofErr w:type="gramStart"/>
+            <w:r>
+              <w:t>print(</w:t>
+            </w:r>
+            <w:proofErr w:type="gramEnd"/>
+            <w:r>
+              <w:t>f</w:t>
+            </w:r>
+            <w:proofErr w:type="gramStart"/>
+            <w:r>
+              <w:t>"  Water</w:t>
+            </w:r>
+            <w:proofErr w:type="gramEnd"/>
+            <w:r>
+              <w:t xml:space="preserve"> Weight (Q):    </w:t>
+            </w:r>
+            <w:proofErr w:type="gramStart"/>
+            <w:r>
+              <w:t xml:space="preserve">   {</w:t>
+            </w:r>
+            <w:proofErr w:type="gramEnd"/>
+            <w:r>
+              <w:t xml:space="preserve">Q:8.1f} </w:t>
+            </w:r>
+            <w:proofErr w:type="spellStart"/>
+            <w:r>
+              <w:t>lb</w:t>
+            </w:r>
+            <w:proofErr w:type="spellEnd"/>
+            <w:r>
+              <w:t>")</w:t>
+            </w:r>
+          </w:p>
+          <w:p>
+            <w:proofErr w:type="gramStart"/>
+            <w:r>
+              <w:t>print(</w:t>
+            </w:r>
+            <w:proofErr w:type="gramEnd"/>
+            <w:r>
+              <w:t>"---------------------------------------------")</w:t>
             </w:r>
           </w:p>
           <w:p/>
           <w:p>
-            <w:r>
-              <w:t>print("End of Mix Design Summary")</w:t>
-            </w:r>
-          </w:p>
-          <w:p>
-            <w:r>
-              <w:t>print("---------------------------------------------\n")</w:t>
+            <w:proofErr w:type="gramStart"/>
+            <w:r>
+              <w:t>print(</w:t>
+            </w:r>
+            <w:proofErr w:type="gramEnd"/>
+            <w:r>
+              <w:t>"End of Mix Design Summary")</w:t>
+            </w:r>
+          </w:p>
+          <w:p>
+            <w:r>
+              <w:t>print(</w:t>
+            </w:r>
+            <w:proofErr w:type="gramStart"/>
+            <w:r>
+              <w:t>"-</w:t>
+            </w:r>
+            <w:proofErr w:type="gramEnd"/>
+            <w:r>
+              <w:t>--------------------------------------------\n")</w:t>
             </w:r>
           </w:p>
         </w:tc>
@@ -1093,48 +3099,242 @@
           <w:p/>
           <w:p>
             <w:r>
-              <w:t>def run_mix_scenario(cement_A, fly_ash_B, silica_C, other_scm_D,</w:t>
-            </w:r>
-          </w:p>
-          <w:p>
-            <w:r>
-              <w:t xml:space="preserve">                     wc_ratio_E, air_content_F,</w:t>
-            </w:r>
-          </w:p>
-          <w:p>
-            <w:r>
-              <w:t xml:space="preserve">                     percent_fine_G, percent_coarse_H, percent_other_I,</w:t>
-            </w:r>
-          </w:p>
-          <w:p>
-            <w:r>
-              <w:t xml:space="preserve">                     sg_cement_J, sg_fly_ash_K, sg_silica_L, sg_SCM_M,</w:t>
-            </w:r>
-          </w:p>
-          <w:p>
-            <w:r>
-              <w:t xml:space="preserve">                     sg_fine_N, sg_coarse_O, sg_other_P,</w:t>
-            </w:r>
-          </w:p>
-          <w:p>
-            <w:r>
-              <w:t xml:space="preserve">                     scenario_name):</w:t>
+              <w:t xml:space="preserve">def </w:t>
+            </w:r>
+            <w:proofErr w:type="spellStart"/>
+            <w:r>
+              <w:t>run_mix_</w:t>
+            </w:r>
+            <w:proofErr w:type="gramStart"/>
+            <w:r>
+              <w:t>scenario</w:t>
+            </w:r>
+            <w:proofErr w:type="spellEnd"/>
+            <w:r>
+              <w:t>(</w:t>
+            </w:r>
+            <w:proofErr w:type="spellStart"/>
+            <w:proofErr w:type="gramEnd"/>
+            <w:r>
+              <w:t>cement_A</w:t>
+            </w:r>
+            <w:proofErr w:type="spellEnd"/>
+            <w:r>
+              <w:t xml:space="preserve">, </w:t>
+            </w:r>
+            <w:proofErr w:type="spellStart"/>
+            <w:r>
+              <w:t>fly_ash_B</w:t>
+            </w:r>
+            <w:proofErr w:type="spellEnd"/>
+            <w:r>
+              <w:t xml:space="preserve">, </w:t>
+            </w:r>
+            <w:proofErr w:type="spellStart"/>
+            <w:r>
+              <w:t>silica_C</w:t>
+            </w:r>
+            <w:proofErr w:type="spellEnd"/>
+            <w:r>
+              <w:t xml:space="preserve">, </w:t>
+            </w:r>
+            <w:proofErr w:type="spellStart"/>
+            <w:r>
+              <w:t>other_scm_D</w:t>
+            </w:r>
+            <w:proofErr w:type="spellEnd"/>
+            <w:r>
+              <w:t>,</w:t>
+            </w:r>
+          </w:p>
+          <w:p>
+            <w:r>
+              <w:t xml:space="preserve">                     </w:t>
+            </w:r>
+            <w:proofErr w:type="spellStart"/>
+            <w:r>
+              <w:t>wc_ratio_E</w:t>
+            </w:r>
+            <w:proofErr w:type="spellEnd"/>
+            <w:r>
+              <w:t xml:space="preserve">, </w:t>
+            </w:r>
+            <w:proofErr w:type="spellStart"/>
+            <w:r>
+              <w:t>air_content_F</w:t>
+            </w:r>
+            <w:proofErr w:type="spellEnd"/>
+            <w:r>
+              <w:t>,</w:t>
+            </w:r>
+          </w:p>
+          <w:p>
+            <w:r>
+              <w:t xml:space="preserve">                     </w:t>
+            </w:r>
+            <w:proofErr w:type="spellStart"/>
+            <w:r>
+              <w:t>percent_fine_G</w:t>
+            </w:r>
+            <w:proofErr w:type="spellEnd"/>
+            <w:r>
+              <w:t xml:space="preserve">, </w:t>
+            </w:r>
+            <w:proofErr w:type="spellStart"/>
+            <w:r>
+              <w:t>percent_coarse_H</w:t>
+            </w:r>
+            <w:proofErr w:type="spellEnd"/>
+            <w:r>
+              <w:t xml:space="preserve">, </w:t>
+            </w:r>
+            <w:proofErr w:type="spellStart"/>
+            <w:r>
+              <w:t>percent_other_I</w:t>
+            </w:r>
+            <w:proofErr w:type="spellEnd"/>
+            <w:r>
+              <w:t>,</w:t>
+            </w:r>
+          </w:p>
+          <w:p>
+            <w:r>
+              <w:t xml:space="preserve">                     </w:t>
+            </w:r>
+            <w:proofErr w:type="spellStart"/>
+            <w:r>
+              <w:t>sg_cement_J</w:t>
+            </w:r>
+            <w:proofErr w:type="spellEnd"/>
+            <w:r>
+              <w:t xml:space="preserve">, </w:t>
+            </w:r>
+            <w:proofErr w:type="spellStart"/>
+            <w:r>
+              <w:t>sg_fly_ash_K</w:t>
+            </w:r>
+            <w:proofErr w:type="spellEnd"/>
+            <w:r>
+              <w:t xml:space="preserve">, </w:t>
+            </w:r>
+            <w:proofErr w:type="spellStart"/>
+            <w:r>
+              <w:t>sg_silica_L</w:t>
+            </w:r>
+            <w:proofErr w:type="spellEnd"/>
+            <w:r>
+              <w:t xml:space="preserve">, </w:t>
+            </w:r>
+            <w:proofErr w:type="spellStart"/>
+            <w:r>
+              <w:t>sg_SCM_M</w:t>
+            </w:r>
+            <w:proofErr w:type="spellEnd"/>
+            <w:r>
+              <w:t>,</w:t>
+            </w:r>
+          </w:p>
+          <w:p>
+            <w:r>
+              <w:t xml:space="preserve">                     </w:t>
+            </w:r>
+            <w:proofErr w:type="spellStart"/>
+            <w:r>
+              <w:t>sg_fine_N</w:t>
+            </w:r>
+            <w:proofErr w:type="spellEnd"/>
+            <w:r>
+              <w:t xml:space="preserve">, </w:t>
+            </w:r>
+            <w:proofErr w:type="spellStart"/>
+            <w:r>
+              <w:t>sg_coarse_O</w:t>
+            </w:r>
+            <w:proofErr w:type="spellEnd"/>
+            <w:r>
+              <w:t xml:space="preserve">, </w:t>
+            </w:r>
+            <w:proofErr w:type="spellStart"/>
+            <w:r>
+              <w:t>sg_other_P</w:t>
+            </w:r>
+            <w:proofErr w:type="spellEnd"/>
+            <w:r>
+              <w:t>,</w:t>
+            </w:r>
+          </w:p>
+          <w:p>
+            <w:r>
+              <w:t xml:space="preserve">                     </w:t>
+            </w:r>
+            <w:proofErr w:type="spellStart"/>
+            <w:r>
+              <w:t>scenario_name</w:t>
+            </w:r>
+            <w:proofErr w:type="spellEnd"/>
+            <w:r>
+              <w:t>):</w:t>
             </w:r>
           </w:p>
           <w:p/>
           <w:p>
             <w:r>
-              <w:t xml:space="preserve">    print("---------------------------------------------")</w:t>
-            </w:r>
-          </w:p>
-          <w:p>
-            <w:r>
-              <w:t xml:space="preserve">    print(f"        NDOT Mix Scenario: {scenario_name}")</w:t>
-            </w:r>
-          </w:p>
-          <w:p>
-            <w:r>
-              <w:t xml:space="preserve">    print("---------------------------------------------")</w:t>
+              <w:t xml:space="preserve">    </w:t>
+            </w:r>
+            <w:proofErr w:type="gramStart"/>
+            <w:r>
+              <w:t>print(</w:t>
+            </w:r>
+            <w:proofErr w:type="gramEnd"/>
+            <w:r>
+              <w:t>"---------------------------------------------")</w:t>
+            </w:r>
+          </w:p>
+          <w:p>
+            <w:r>
+              <w:t xml:space="preserve">    </w:t>
+            </w:r>
+            <w:proofErr w:type="gramStart"/>
+            <w:r>
+              <w:t>print(</w:t>
+            </w:r>
+            <w:proofErr w:type="gramEnd"/>
+            <w:r>
+              <w:t xml:space="preserve">f"        NDOT Mix </w:t>
+            </w:r>
+            <w:proofErr w:type="gramStart"/>
+            <w:r>
+              <w:t>Scenario: {</w:t>
+            </w:r>
+            <w:proofErr w:type="spellStart"/>
+            <w:proofErr w:type="gramEnd"/>
+            <w:r>
+              <w:t>scenario_</w:t>
+            </w:r>
+            <w:proofErr w:type="gramStart"/>
+            <w:r>
+              <w:t>name</w:t>
+            </w:r>
+            <w:proofErr w:type="spellEnd"/>
+            <w:r>
+              <w:t>}"</w:t>
+            </w:r>
+            <w:proofErr w:type="gramEnd"/>
+            <w:r>
+              <w:t>)</w:t>
+            </w:r>
+          </w:p>
+          <w:p>
+            <w:r>
+              <w:t xml:space="preserve">    </w:t>
+            </w:r>
+            <w:proofErr w:type="gramStart"/>
+            <w:r>
+              <w:t>print(</w:t>
+            </w:r>
+            <w:proofErr w:type="gramEnd"/>
+            <w:r>
+              <w:t>"---------------------------------------------")</w:t>
             </w:r>
           </w:p>
           <w:p/>
@@ -1145,7 +3345,60 @@
           </w:p>
           <w:p>
             <w:r>
-              <w:t xml:space="preserve">    Q = calculate_water_weight_Q(cement_A, fly_ash_B, silica_C, other_scm_D, wc_ratio_E)</w:t>
+              <w:t xml:space="preserve">    Q = </w:t>
+            </w:r>
+            <w:proofErr w:type="spellStart"/>
+            <w:r>
+              <w:t>calculate_water_weight_</w:t>
+            </w:r>
+            <w:proofErr w:type="gramStart"/>
+            <w:r>
+              <w:t>Q</w:t>
+            </w:r>
+            <w:proofErr w:type="spellEnd"/>
+            <w:r>
+              <w:t>(</w:t>
+            </w:r>
+            <w:proofErr w:type="spellStart"/>
+            <w:proofErr w:type="gramEnd"/>
+            <w:r>
+              <w:t>cement_A</w:t>
+            </w:r>
+            <w:proofErr w:type="spellEnd"/>
+            <w:r>
+              <w:t xml:space="preserve">, </w:t>
+            </w:r>
+            <w:proofErr w:type="spellStart"/>
+            <w:r>
+              <w:t>fly_ash_B</w:t>
+            </w:r>
+            <w:proofErr w:type="spellEnd"/>
+            <w:r>
+              <w:t xml:space="preserve">, </w:t>
+            </w:r>
+            <w:proofErr w:type="spellStart"/>
+            <w:r>
+              <w:t>silica_C</w:t>
+            </w:r>
+            <w:proofErr w:type="spellEnd"/>
+            <w:r>
+              <w:t xml:space="preserve">, </w:t>
+            </w:r>
+            <w:proofErr w:type="spellStart"/>
+            <w:r>
+              <w:t>other_scm_D</w:t>
+            </w:r>
+            <w:proofErr w:type="spellEnd"/>
+            <w:r>
+              <w:t xml:space="preserve">, </w:t>
+            </w:r>
+            <w:proofErr w:type="spellStart"/>
+            <w:r>
+              <w:t>wc_ratio_E</w:t>
+            </w:r>
+            <w:proofErr w:type="spellEnd"/>
+            <w:r>
+              <w:t>)</w:t>
             </w:r>
           </w:p>
           <w:p/>
@@ -1156,22 +3409,117 @@
           </w:p>
           <w:p>
             <w:r>
-              <w:t xml:space="preserve">    R = calculate_volume_R(cement_A, sg_cement_J)</w:t>
-            </w:r>
-          </w:p>
-          <w:p>
-            <w:r>
-              <w:t xml:space="preserve">    S = calculate_volume_S(fly_ash_B, sg_fly_ash_K)</w:t>
-            </w:r>
-          </w:p>
-          <w:p>
-            <w:r>
-              <w:t xml:space="preserve">    T = calculate_silica_volume_T(silica_C)</w:t>
-            </w:r>
-          </w:p>
-          <w:p>
-            <w:r>
-              <w:t xml:space="preserve">    U = calculate_scm_volume_U(other_scm_D)</w:t>
+              <w:t xml:space="preserve">    R = </w:t>
+            </w:r>
+            <w:proofErr w:type="spellStart"/>
+            <w:r>
+              <w:t>calculate_volume_</w:t>
+            </w:r>
+            <w:proofErr w:type="gramStart"/>
+            <w:r>
+              <w:t>R</w:t>
+            </w:r>
+            <w:proofErr w:type="spellEnd"/>
+            <w:r>
+              <w:t>(</w:t>
+            </w:r>
+            <w:proofErr w:type="spellStart"/>
+            <w:proofErr w:type="gramEnd"/>
+            <w:r>
+              <w:t>cement_A</w:t>
+            </w:r>
+            <w:proofErr w:type="spellEnd"/>
+            <w:r>
+              <w:t xml:space="preserve">, </w:t>
+            </w:r>
+            <w:proofErr w:type="spellStart"/>
+            <w:r>
+              <w:t>sg_cement_J</w:t>
+            </w:r>
+            <w:proofErr w:type="spellEnd"/>
+            <w:r>
+              <w:t>)</w:t>
+            </w:r>
+          </w:p>
+          <w:p>
+            <w:r>
+              <w:t xml:space="preserve">    S = </w:t>
+            </w:r>
+            <w:proofErr w:type="spellStart"/>
+            <w:r>
+              <w:t>calculate_volume_</w:t>
+            </w:r>
+            <w:proofErr w:type="gramStart"/>
+            <w:r>
+              <w:t>S</w:t>
+            </w:r>
+            <w:proofErr w:type="spellEnd"/>
+            <w:r>
+              <w:t>(</w:t>
+            </w:r>
+            <w:proofErr w:type="spellStart"/>
+            <w:proofErr w:type="gramEnd"/>
+            <w:r>
+              <w:t>fly_ash_B</w:t>
+            </w:r>
+            <w:proofErr w:type="spellEnd"/>
+            <w:r>
+              <w:t xml:space="preserve">, </w:t>
+            </w:r>
+            <w:proofErr w:type="spellStart"/>
+            <w:r>
+              <w:t>sg_fly_ash_K</w:t>
+            </w:r>
+            <w:proofErr w:type="spellEnd"/>
+            <w:r>
+              <w:t>)</w:t>
+            </w:r>
+          </w:p>
+          <w:p>
+            <w:r>
+              <w:t xml:space="preserve">    T = </w:t>
+            </w:r>
+            <w:proofErr w:type="spellStart"/>
+            <w:r>
+              <w:t>calculate_silica_volume_T</w:t>
+            </w:r>
+            <w:proofErr w:type="spellEnd"/>
+            <w:r>
+              <w:t>(</w:t>
+            </w:r>
+            <w:proofErr w:type="spellStart"/>
+            <w:r>
+              <w:t>silica_C</w:t>
+            </w:r>
+            <w:proofErr w:type="spellEnd"/>
+            <w:r>
+              <w:t>)</w:t>
+            </w:r>
+          </w:p>
+          <w:p>
+            <w:r>
+              <w:t xml:space="preserve">    U = </w:t>
+            </w:r>
+            <w:proofErr w:type="spellStart"/>
+            <w:proofErr w:type="gramStart"/>
+            <w:r>
+              <w:t>calculate</w:t>
+            </w:r>
+            <w:proofErr w:type="gramEnd"/>
+            <w:r>
+              <w:t>_scm_volume_U</w:t>
+            </w:r>
+            <w:proofErr w:type="spellEnd"/>
+            <w:r>
+              <w:t>(</w:t>
+            </w:r>
+            <w:proofErr w:type="spellStart"/>
+            <w:r>
+              <w:t>other_scm_D</w:t>
+            </w:r>
+            <w:proofErr w:type="spellEnd"/>
+            <w:r>
+              <w:t>)</w:t>
             </w:r>
           </w:p>
           <w:p/>
@@ -1182,12 +3530,36 @@
           </w:p>
           <w:p>
             <w:r>
-              <w:t xml:space="preserve">    V = air_volume_V(air_content_F)</w:t>
-            </w:r>
-          </w:p>
-          <w:p>
-            <w:r>
-              <w:t xml:space="preserve">    W = water_volume_w(Q)</w:t>
+              <w:t xml:space="preserve">    V = </w:t>
+            </w:r>
+            <w:proofErr w:type="spellStart"/>
+            <w:r>
+              <w:t>air_volume_V</w:t>
+            </w:r>
+            <w:proofErr w:type="spellEnd"/>
+            <w:r>
+              <w:t>(</w:t>
+            </w:r>
+            <w:proofErr w:type="spellStart"/>
+            <w:r>
+              <w:t>air_content_F</w:t>
+            </w:r>
+            <w:proofErr w:type="spellEnd"/>
+            <w:r>
+              <w:t>)</w:t>
+            </w:r>
+          </w:p>
+          <w:p>
+            <w:r>
+              <w:t xml:space="preserve">    W = </w:t>
+            </w:r>
+            <w:proofErr w:type="spellStart"/>
+            <w:r>
+              <w:t>water_volume_w</w:t>
+            </w:r>
+            <w:proofErr w:type="spellEnd"/>
+            <w:r>
+              <w:t>(Q)</w:t>
             </w:r>
           </w:p>
           <w:p/>
@@ -1198,7 +3570,23 @@
           </w:p>
           <w:p>
             <w:r>
-              <w:t xml:space="preserve">    X = aggregate_volume_X(R, S, T, U, V, W)</w:t>
+              <w:t xml:space="preserve">    X = </w:t>
+            </w:r>
+            <w:proofErr w:type="spellStart"/>
+            <w:r>
+              <w:t>aggregate_volume_</w:t>
+            </w:r>
+            <w:proofErr w:type="gramStart"/>
+            <w:r>
+              <w:t>X</w:t>
+            </w:r>
+            <w:proofErr w:type="spellEnd"/>
+            <w:r>
+              <w:t>(</w:t>
+            </w:r>
+            <w:proofErr w:type="gramEnd"/>
+            <w:r>
+              <w:t>R, S, T, U, V, W)</w:t>
             </w:r>
           </w:p>
           <w:p/>
@@ -1209,17 +3597,109 @@
           </w:p>
           <w:p>
             <w:r>
-              <w:t xml:space="preserve">    Y = calculate_fine_aggregate_weight_Y(percent_fine_G, sg_fine_N, X)</w:t>
-            </w:r>
-          </w:p>
-          <w:p>
-            <w:r>
-              <w:t xml:space="preserve">    Z = calculate_coarse_aggregate_weight_Z(percent_coarse_H, sg_coarse_O, X)</w:t>
-            </w:r>
-          </w:p>
-          <w:p>
-            <w:r>
-              <w:t xml:space="preserve">    AA = calculate_other_aggregate_weight_AA(percent_other_I, sg_other_P, X)</w:t>
+              <w:t xml:space="preserve">    Y = </w:t>
+            </w:r>
+            <w:proofErr w:type="spellStart"/>
+            <w:r>
+              <w:t>calculate_fine_aggregate_weight_</w:t>
+            </w:r>
+            <w:proofErr w:type="gramStart"/>
+            <w:r>
+              <w:t>Y</w:t>
+            </w:r>
+            <w:proofErr w:type="spellEnd"/>
+            <w:r>
+              <w:t>(</w:t>
+            </w:r>
+            <w:proofErr w:type="spellStart"/>
+            <w:proofErr w:type="gramEnd"/>
+            <w:r>
+              <w:t>percent_fine_G</w:t>
+            </w:r>
+            <w:proofErr w:type="spellEnd"/>
+            <w:r>
+              <w:t xml:space="preserve">, </w:t>
+            </w:r>
+            <w:proofErr w:type="spellStart"/>
+            <w:r>
+              <w:t>sg_fine_N</w:t>
+            </w:r>
+            <w:proofErr w:type="spellEnd"/>
+            <w:r>
+              <w:t>, X)</w:t>
+            </w:r>
+          </w:p>
+          <w:p>
+            <w:r>
+              <w:t xml:space="preserve">    Z = </w:t>
+            </w:r>
+            <w:proofErr w:type="spellStart"/>
+            <w:r>
+              <w:t>calculate_coarse_aggregate_weight_</w:t>
+            </w:r>
+            <w:proofErr w:type="gramStart"/>
+            <w:r>
+              <w:t>Z</w:t>
+            </w:r>
+            <w:proofErr w:type="spellEnd"/>
+            <w:r>
+              <w:t>(</w:t>
+            </w:r>
+            <w:proofErr w:type="spellStart"/>
+            <w:proofErr w:type="gramEnd"/>
+            <w:r>
+              <w:t>percent_coarse_H</w:t>
+            </w:r>
+            <w:proofErr w:type="spellEnd"/>
+            <w:r>
+              <w:t xml:space="preserve">, </w:t>
+            </w:r>
+            <w:proofErr w:type="spellStart"/>
+            <w:r>
+              <w:t>sg_coarse_O</w:t>
+            </w:r>
+            <w:proofErr w:type="spellEnd"/>
+            <w:r>
+              <w:t>, X)</w:t>
+            </w:r>
+          </w:p>
+          <w:p>
+            <w:r>
+              <w:t xml:space="preserve">    AA = </w:t>
+            </w:r>
+            <w:proofErr w:type="spellStart"/>
+            <w:proofErr w:type="gramStart"/>
+            <w:r>
+              <w:t>calculate</w:t>
+            </w:r>
+            <w:proofErr w:type="gramEnd"/>
+            <w:r>
+              <w:t>_other_aggregate_weight_</w:t>
+            </w:r>
+            <w:proofErr w:type="gramStart"/>
+            <w:r>
+              <w:t>AA</w:t>
+            </w:r>
+            <w:proofErr w:type="spellEnd"/>
+            <w:r>
+              <w:t>(</w:t>
+            </w:r>
+            <w:proofErr w:type="spellStart"/>
+            <w:proofErr w:type="gramEnd"/>
+            <w:r>
+              <w:t>percent_other_I</w:t>
+            </w:r>
+            <w:proofErr w:type="spellEnd"/>
+            <w:r>
+              <w:t xml:space="preserve">, </w:t>
+            </w:r>
+            <w:proofErr w:type="spellStart"/>
+            <w:r>
+              <w:t>sg_other_P</w:t>
+            </w:r>
+            <w:proofErr w:type="spellEnd"/>
+            <w:r>
+              <w:t>, X)</w:t>
             </w:r>
           </w:p>
           <w:p/>
@@ -1230,65 +3710,377 @@
           </w:p>
           <w:p>
             <w:r>
-              <w:t xml:space="preserve">    print("\nCementitious Materials (lb):")</w:t>
-            </w:r>
-          </w:p>
-          <w:p>
-            <w:r>
-              <w:t xml:space="preserve">    print(f"  Cement (A):        {cement_A:8.1f}")</w:t>
-            </w:r>
-          </w:p>
-          <w:p>
-            <w:r>
-              <w:t xml:space="preserve">    print(f"  Fly Ash (B):       {fly_ash_B:8.1f}")</w:t>
-            </w:r>
-          </w:p>
-          <w:p>
-            <w:r>
-              <w:t xml:space="preserve">    print(f"  Silica Fume (C):   {silica_C:8.1f}")</w:t>
-            </w:r>
-          </w:p>
-          <w:p>
-            <w:r>
-              <w:t xml:space="preserve">    print(f"  Other SCM (D):     {other_scm_D:8.1f}")</w:t>
+              <w:t xml:space="preserve">    </w:t>
+            </w:r>
+            <w:proofErr w:type="gramStart"/>
+            <w:r>
+              <w:t>print(</w:t>
+            </w:r>
+            <w:proofErr w:type="gramEnd"/>
+            <w:r>
+              <w:t>"\</w:t>
+            </w:r>
+            <w:proofErr w:type="spellStart"/>
+            <w:r>
+              <w:t>nCementitious</w:t>
+            </w:r>
+            <w:proofErr w:type="spellEnd"/>
+            <w:r>
+              <w:t xml:space="preserve"> Materials (</w:t>
+            </w:r>
+            <w:proofErr w:type="spellStart"/>
+            <w:r>
+              <w:t>lb</w:t>
+            </w:r>
+            <w:proofErr w:type="spellEnd"/>
+            <w:r>
+              <w:t>):")</w:t>
+            </w:r>
+          </w:p>
+          <w:p>
+            <w:r>
+              <w:t xml:space="preserve">    </w:t>
+            </w:r>
+            <w:proofErr w:type="gramStart"/>
+            <w:r>
+              <w:t>print(</w:t>
+            </w:r>
+            <w:proofErr w:type="gramEnd"/>
+            <w:r>
+              <w:t>f</w:t>
+            </w:r>
+            <w:proofErr w:type="gramStart"/>
+            <w:r>
+              <w:t>"  Cement</w:t>
+            </w:r>
+            <w:proofErr w:type="gramEnd"/>
+            <w:r>
+              <w:t xml:space="preserve"> (A):     </w:t>
+            </w:r>
+            <w:proofErr w:type="gramStart"/>
+            <w:r>
+              <w:t xml:space="preserve">   {</w:t>
+            </w:r>
+            <w:proofErr w:type="gramEnd"/>
+            <w:r>
+              <w:t>cement_A:8.1</w:t>
+            </w:r>
+            <w:proofErr w:type="gramStart"/>
+            <w:r>
+              <w:t>f}"</w:t>
+            </w:r>
+            <w:proofErr w:type="gramEnd"/>
+            <w:r>
+              <w:t>)</w:t>
+            </w:r>
+          </w:p>
+          <w:p>
+            <w:r>
+              <w:t xml:space="preserve">    </w:t>
+            </w:r>
+            <w:proofErr w:type="gramStart"/>
+            <w:r>
+              <w:t>print(</w:t>
+            </w:r>
+            <w:proofErr w:type="gramEnd"/>
+            <w:r>
+              <w:t>f</w:t>
+            </w:r>
+            <w:proofErr w:type="gramStart"/>
+            <w:r>
+              <w:t>"  Fly</w:t>
+            </w:r>
+            <w:proofErr w:type="gramEnd"/>
+            <w:r>
+              <w:t xml:space="preserve"> Ash (B):    </w:t>
+            </w:r>
+            <w:proofErr w:type="gramStart"/>
+            <w:r>
+              <w:t xml:space="preserve">   {</w:t>
+            </w:r>
+            <w:proofErr w:type="gramEnd"/>
+            <w:r>
+              <w:t>fly_ash_B:8.1f}")</w:t>
+            </w:r>
+          </w:p>
+          <w:p>
+            <w:r>
+              <w:t xml:space="preserve">    </w:t>
+            </w:r>
+            <w:proofErr w:type="gramStart"/>
+            <w:r>
+              <w:t>print(</w:t>
+            </w:r>
+            <w:proofErr w:type="gramEnd"/>
+            <w:r>
+              <w:t>f</w:t>
+            </w:r>
+            <w:proofErr w:type="gramStart"/>
+            <w:r>
+              <w:t>"  Silica</w:t>
+            </w:r>
+            <w:proofErr w:type="gramEnd"/>
+            <w:r>
+              <w:t xml:space="preserve"> Fume (C):</w:t>
+            </w:r>
+            <w:proofErr w:type="gramStart"/>
+            <w:r>
+              <w:t xml:space="preserve">   {</w:t>
+            </w:r>
+            <w:proofErr w:type="gramEnd"/>
+            <w:r>
+              <w:t>silica_C:8.1</w:t>
+            </w:r>
+            <w:proofErr w:type="gramStart"/>
+            <w:r>
+              <w:t>f}"</w:t>
+            </w:r>
+            <w:proofErr w:type="gramEnd"/>
+            <w:r>
+              <w:t>)</w:t>
+            </w:r>
+          </w:p>
+          <w:p>
+            <w:r>
+              <w:t xml:space="preserve">    </w:t>
+            </w:r>
+            <w:proofErr w:type="gramStart"/>
+            <w:r>
+              <w:t>print(</w:t>
+            </w:r>
+            <w:proofErr w:type="gramEnd"/>
+            <w:r>
+              <w:t>f</w:t>
+            </w:r>
+            <w:proofErr w:type="gramStart"/>
+            <w:r>
+              <w:t>"  Other</w:t>
+            </w:r>
+            <w:proofErr w:type="gramEnd"/>
+            <w:r>
+              <w:t xml:space="preserve"> SCM (D):  </w:t>
+            </w:r>
+            <w:proofErr w:type="gramStart"/>
+            <w:r>
+              <w:t xml:space="preserve">   {</w:t>
+            </w:r>
+            <w:proofErr w:type="gramEnd"/>
+            <w:r>
+              <w:t>other_scm_D:8.1</w:t>
+            </w:r>
+            <w:proofErr w:type="gramStart"/>
+            <w:r>
+              <w:t>f}"</w:t>
+            </w:r>
+            <w:proofErr w:type="gramEnd"/>
+            <w:r>
+              <w:t>)</w:t>
             </w:r>
           </w:p>
           <w:p/>
           <w:p>
             <w:r>
-              <w:t xml:space="preserve">    print("\nAggregate Weights (lb):")</w:t>
-            </w:r>
-          </w:p>
-          <w:p>
-            <w:r>
-              <w:t xml:space="preserve">    print(f"  Fine Aggregate (Y):     {Y:8.1f}")</w:t>
-            </w:r>
-          </w:p>
-          <w:p>
-            <w:r>
-              <w:t xml:space="preserve">    print(f"  Coarse Aggregate (Z):   {Z:8.1f}")</w:t>
-            </w:r>
-          </w:p>
-          <w:p>
-            <w:r>
-              <w:t xml:space="preserve">    print(f"  Other Aggregate (AA):   {AA:8.1f}")</w:t>
+              <w:t xml:space="preserve">    </w:t>
+            </w:r>
+            <w:proofErr w:type="gramStart"/>
+            <w:r>
+              <w:t>print(</w:t>
+            </w:r>
+            <w:proofErr w:type="gramEnd"/>
+            <w:r>
+              <w:t>"\</w:t>
+            </w:r>
+            <w:proofErr w:type="spellStart"/>
+            <w:r>
+              <w:t>nAggregate</w:t>
+            </w:r>
+            <w:proofErr w:type="spellEnd"/>
+            <w:r>
+              <w:t xml:space="preserve"> Weights (</w:t>
+            </w:r>
+            <w:proofErr w:type="spellStart"/>
+            <w:r>
+              <w:t>lb</w:t>
+            </w:r>
+            <w:proofErr w:type="spellEnd"/>
+            <w:r>
+              <w:t>):")</w:t>
+            </w:r>
+          </w:p>
+          <w:p>
+            <w:r>
+              <w:t xml:space="preserve">    </w:t>
+            </w:r>
+            <w:proofErr w:type="gramStart"/>
+            <w:r>
+              <w:t>print(</w:t>
+            </w:r>
+            <w:proofErr w:type="gramEnd"/>
+            <w:r>
+              <w:t>f</w:t>
+            </w:r>
+            <w:proofErr w:type="gramStart"/>
+            <w:r>
+              <w:t>"  Fine</w:t>
+            </w:r>
+            <w:proofErr w:type="gramEnd"/>
+            <w:r>
+              <w:t xml:space="preserve"> Aggregate (Y):  </w:t>
+            </w:r>
+            <w:proofErr w:type="gramStart"/>
+            <w:r>
+              <w:t xml:space="preserve">   {</w:t>
+            </w:r>
+            <w:proofErr w:type="gramEnd"/>
+            <w:r>
+              <w:t>Y:8.1</w:t>
+            </w:r>
+            <w:proofErr w:type="gramStart"/>
+            <w:r>
+              <w:t>f}"</w:t>
+            </w:r>
+            <w:proofErr w:type="gramEnd"/>
+            <w:r>
+              <w:t>)</w:t>
+            </w:r>
+          </w:p>
+          <w:p>
+            <w:r>
+              <w:t xml:space="preserve">    </w:t>
+            </w:r>
+            <w:proofErr w:type="gramStart"/>
+            <w:r>
+              <w:t>print(</w:t>
+            </w:r>
+            <w:proofErr w:type="gramEnd"/>
+            <w:r>
+              <w:t>f</w:t>
+            </w:r>
+            <w:proofErr w:type="gramStart"/>
+            <w:r>
+              <w:t>"  Coarse</w:t>
+            </w:r>
+            <w:proofErr w:type="gramEnd"/>
+            <w:r>
+              <w:t xml:space="preserve"> Aggregate (Z):</w:t>
+            </w:r>
+            <w:proofErr w:type="gramStart"/>
+            <w:r>
+              <w:t xml:space="preserve">   {</w:t>
+            </w:r>
+            <w:proofErr w:type="gramEnd"/>
+            <w:r>
+              <w:t>Z:8.1</w:t>
+            </w:r>
+            <w:proofErr w:type="gramStart"/>
+            <w:r>
+              <w:t>f}"</w:t>
+            </w:r>
+            <w:proofErr w:type="gramEnd"/>
+            <w:r>
+              <w:t>)</w:t>
+            </w:r>
+          </w:p>
+          <w:p>
+            <w:r>
+              <w:t xml:space="preserve">    </w:t>
+            </w:r>
+            <w:proofErr w:type="gramStart"/>
+            <w:r>
+              <w:t>print(</w:t>
+            </w:r>
+            <w:proofErr w:type="gramEnd"/>
+            <w:r>
+              <w:t>f</w:t>
+            </w:r>
+            <w:proofErr w:type="gramStart"/>
+            <w:r>
+              <w:t>"  Other</w:t>
+            </w:r>
+            <w:proofErr w:type="gramEnd"/>
+            <w:r>
+              <w:t xml:space="preserve"> Aggregate (AA):</w:t>
+            </w:r>
+            <w:proofErr w:type="gramStart"/>
+            <w:r>
+              <w:t xml:space="preserve">   {</w:t>
+            </w:r>
+            <w:proofErr w:type="gramEnd"/>
+            <w:r>
+              <w:t>AA:8.1</w:t>
+            </w:r>
+            <w:proofErr w:type="gramStart"/>
+            <w:r>
+              <w:t>f}"</w:t>
+            </w:r>
+            <w:proofErr w:type="gramEnd"/>
+            <w:r>
+              <w:t>)</w:t>
             </w:r>
           </w:p>
           <w:p/>
           <w:p>
             <w:r>
-              <w:t xml:space="preserve">    print("\nWater:")</w:t>
-            </w:r>
-          </w:p>
-          <w:p>
-            <w:r>
-              <w:t xml:space="preserve">    print(f"  Water Weight (Q):       {Q:8.1f} lb")</w:t>
+              <w:t xml:space="preserve">    print("\</w:t>
+            </w:r>
+            <w:proofErr w:type="spellStart"/>
+            <w:r>
+              <w:t>nWater</w:t>
+            </w:r>
+            <w:proofErr w:type="spellEnd"/>
+            <w:r>
+              <w:t>:")</w:t>
+            </w:r>
+          </w:p>
+          <w:p>
+            <w:r>
+              <w:t xml:space="preserve">    </w:t>
+            </w:r>
+            <w:proofErr w:type="gramStart"/>
+            <w:r>
+              <w:t>print(</w:t>
+            </w:r>
+            <w:proofErr w:type="gramEnd"/>
+            <w:r>
+              <w:t>f</w:t>
+            </w:r>
+            <w:proofErr w:type="gramStart"/>
+            <w:r>
+              <w:t>"  Water</w:t>
+            </w:r>
+            <w:proofErr w:type="gramEnd"/>
+            <w:r>
+              <w:t xml:space="preserve"> Weight (Q):    </w:t>
+            </w:r>
+            <w:proofErr w:type="gramStart"/>
+            <w:r>
+              <w:t xml:space="preserve">   {</w:t>
+            </w:r>
+            <w:proofErr w:type="gramEnd"/>
+            <w:r>
+              <w:t xml:space="preserve">Q:8.1f} </w:t>
+            </w:r>
+            <w:proofErr w:type="spellStart"/>
+            <w:r>
+              <w:t>lb</w:t>
+            </w:r>
+            <w:proofErr w:type="spellEnd"/>
+            <w:r>
+              <w:t>")</w:t>
             </w:r>
           </w:p>
           <w:p/>
           <w:p>
             <w:r>
-              <w:t xml:space="preserve">    print("---------------------------------------------")</w:t>
+              <w:t xml:space="preserve">    </w:t>
+            </w:r>
+            <w:proofErr w:type="gramStart"/>
+            <w:r>
+              <w:t>print(</w:t>
+            </w:r>
+            <w:proofErr w:type="gramEnd"/>
+            <w:r>
+              <w:t>"---------------------------------------------")</w:t>
             </w:r>
           </w:p>
           <w:p/>
@@ -1298,113 +4090,733 @@
             </w:r>
           </w:p>
           <w:p>
-            <w:r>
-              <w:t>run_mix_scenario(cement_A=526.4, fly_ash_B=131.6, silica_C=0, other_scm_D=0,</w:t>
-            </w:r>
-          </w:p>
-          <w:p>
-            <w:r>
-              <w:t xml:space="preserve">    wc_ratio_E=.4, air_content_F=8,percent_fine_G=30, percent_coarse_H=70, percent_other_I=0,</w:t>
-            </w:r>
-          </w:p>
-          <w:p>
-            <w:r>
-              <w:t xml:space="preserve">    sg_cement_J=3.15, sg_fly_ash_K=2.30, sg_silica_L=2.2, sg_SCM_M=0,sg_fine_N=2.62, sg_coarse_O=2.66, sg_other_P=0,</w:t>
-            </w:r>
-          </w:p>
-          <w:p>
-            <w:r>
-              <w:t xml:space="preserve">    scenario_name="Scenario 1 - Class 47BD Typical Composition: 80% Portland Cement, 30% Limestone, 70% Sand and Gravel")</w:t>
-            </w:r>
-          </w:p>
-          <w:p>
-            <w:r>
-              <w:t xml:space="preserve"> </w:t>
-            </w:r>
-          </w:p>
+            <w:proofErr w:type="spellStart"/>
+            <w:r>
+              <w:t>run_mix_</w:t>
+            </w:r>
+            <w:proofErr w:type="gramStart"/>
+            <w:r>
+              <w:t>scenario</w:t>
+            </w:r>
+            <w:proofErr w:type="spellEnd"/>
+            <w:r>
+              <w:t>(</w:t>
+            </w:r>
+            <w:proofErr w:type="spellStart"/>
+            <w:proofErr w:type="gramEnd"/>
+            <w:r>
+              <w:t>cement_A</w:t>
+            </w:r>
+            <w:proofErr w:type="spellEnd"/>
+            <w:r>
+              <w:t xml:space="preserve">=526.4, </w:t>
+            </w:r>
+            <w:proofErr w:type="spellStart"/>
+            <w:r>
+              <w:t>fly_ash_B</w:t>
+            </w:r>
+            <w:proofErr w:type="spellEnd"/>
+            <w:r>
+              <w:t xml:space="preserve">=131.6, </w:t>
+            </w:r>
+            <w:proofErr w:type="spellStart"/>
+            <w:r>
+              <w:t>silica_C</w:t>
+            </w:r>
+            <w:proofErr w:type="spellEnd"/>
+            <w:r>
+              <w:t xml:space="preserve">=0, </w:t>
+            </w:r>
+            <w:proofErr w:type="spellStart"/>
+            <w:r>
+              <w:t>other_scm_D</w:t>
+            </w:r>
+            <w:proofErr w:type="spellEnd"/>
+            <w:r>
+              <w:t>=0,</w:t>
+            </w:r>
+          </w:p>
+          <w:p>
+            <w:r>
+              <w:t xml:space="preserve">    </w:t>
+            </w:r>
+            <w:proofErr w:type="spellStart"/>
+            <w:r>
+              <w:t>wc_ratio_E</w:t>
+            </w:r>
+            <w:proofErr w:type="spellEnd"/>
+            <w:r>
+              <w:t xml:space="preserve">=.4, </w:t>
+            </w:r>
+            <w:proofErr w:type="spellStart"/>
+            <w:r>
+              <w:t>air_content_F</w:t>
+            </w:r>
+            <w:proofErr w:type="spellEnd"/>
+            <w:r>
+              <w:t>=</w:t>
+            </w:r>
+            <w:proofErr w:type="gramStart"/>
+            <w:r>
+              <w:t>7,percent</w:t>
+            </w:r>
+            <w:proofErr w:type="gramEnd"/>
+            <w:r>
+              <w:t xml:space="preserve">_fine_G=70, </w:t>
+            </w:r>
+            <w:proofErr w:type="spellStart"/>
+            <w:r>
+              <w:t>percent_coarse_H</w:t>
+            </w:r>
+            <w:proofErr w:type="spellEnd"/>
+            <w:r>
+              <w:t xml:space="preserve">=30, </w:t>
+            </w:r>
+            <w:proofErr w:type="spellStart"/>
+            <w:r>
+              <w:t>percent_other_I</w:t>
+            </w:r>
+            <w:proofErr w:type="spellEnd"/>
+            <w:r>
+              <w:t>=0,</w:t>
+            </w:r>
+          </w:p>
+          <w:p>
+            <w:r>
+              <w:t xml:space="preserve">    </w:t>
+            </w:r>
+            <w:proofErr w:type="spellStart"/>
+            <w:r>
+              <w:t>sg_cement_J</w:t>
+            </w:r>
+            <w:proofErr w:type="spellEnd"/>
+            <w:r>
+              <w:t xml:space="preserve">=3.15, </w:t>
+            </w:r>
+            <w:proofErr w:type="spellStart"/>
+            <w:r>
+              <w:t>sg_fly_ash_K</w:t>
+            </w:r>
+            <w:proofErr w:type="spellEnd"/>
+            <w:r>
+              <w:t xml:space="preserve">=2.30, </w:t>
+            </w:r>
+            <w:proofErr w:type="spellStart"/>
+            <w:r>
+              <w:t>sg_silica_L</w:t>
+            </w:r>
+            <w:proofErr w:type="spellEnd"/>
+            <w:r>
+              <w:t xml:space="preserve">=2.2, </w:t>
+            </w:r>
+            <w:proofErr w:type="spellStart"/>
+            <w:r>
+              <w:t>sg_SCM_M</w:t>
+            </w:r>
+            <w:proofErr w:type="spellEnd"/>
+            <w:r>
+              <w:t>=</w:t>
+            </w:r>
+            <w:proofErr w:type="gramStart"/>
+            <w:r>
+              <w:t>0,sg</w:t>
+            </w:r>
+            <w:proofErr w:type="gramEnd"/>
+            <w:r>
+              <w:t xml:space="preserve">_fine_N=2.62, </w:t>
+            </w:r>
+            <w:proofErr w:type="spellStart"/>
+            <w:r>
+              <w:t>sg_coarse_O</w:t>
+            </w:r>
+            <w:proofErr w:type="spellEnd"/>
+            <w:r>
+              <w:t xml:space="preserve">=2.66, </w:t>
+            </w:r>
+            <w:proofErr w:type="spellStart"/>
+            <w:r>
+              <w:t>sg_other_P</w:t>
+            </w:r>
+            <w:proofErr w:type="spellEnd"/>
+            <w:r>
+              <w:t>=0,</w:t>
+            </w:r>
+          </w:p>
+          <w:p>
+            <w:r>
+              <w:t xml:space="preserve">    </w:t>
+            </w:r>
+            <w:proofErr w:type="spellStart"/>
+            <w:r>
+              <w:t>scenario_name</w:t>
+            </w:r>
+            <w:proofErr w:type="spellEnd"/>
+            <w:r>
+              <w:t>="Scenario 1 - Class 47BD Typical Composition: 80% Portland Cement, 30% Limestone, 70% Sand and Gravel")</w:t>
+            </w:r>
+          </w:p>
+          <w:p/>
           <w:p>
             <w:r>
               <w:t>#Scenario 2: Class SF Composition: 96% Portland Cement, 4% Silica Fume, 50% Limestone, 50% Sand and Gravel</w:t>
             </w:r>
           </w:p>
           <w:p>
-            <w:r>
-              <w:t>run_mix_scenario(cement_A=564, fly_ash_B=0, silica_C=25, other_scm_D=0,</w:t>
-            </w:r>
-          </w:p>
-          <w:p>
-            <w:r>
-              <w:t xml:space="preserve">    wc_ratio_E=.35, air_content_F=6,percent_fine_G=50, percent_coarse_H=50, percent_other_I=0,</w:t>
-            </w:r>
-          </w:p>
-          <w:p>
-            <w:r>
-              <w:t xml:space="preserve">    sg_cement_J=3.15, sg_fly_ash_K=2.30, sg_silica_L=2.2, sg_SCM_M=___,sg_fine_N=2.62, sg_coarse_O=2.66, sg_other_P=0,</w:t>
-            </w:r>
-          </w:p>
-          <w:p>
-            <w:r>
-              <w:t xml:space="preserve">    scenario_name="Scenario 2 - Class SF Composition: 96% Portland Cement, 4% Silica Fume, 50% Limestone, 50% Sand and Gravel")</w:t>
-            </w:r>
-          </w:p>
-          <w:p>
-            <w:r>
-              <w:t xml:space="preserve"> </w:t>
-            </w:r>
-          </w:p>
-          <w:p>
-            <w:r>
-              <w:t>#Scenario 3, Class 47B IP(25) Typical Composition: 75% Portland Cement, 30% Limestone, 70% Sand and Gravel</w:t>
-            </w:r>
-          </w:p>
-          <w:p>
-            <w:r>
-              <w:t>run_mix_scenario(cement_A=423, fly_ash_B=141, silica_C=0, other_scm_D=0,</w:t>
-            </w:r>
-          </w:p>
-          <w:p>
-            <w:r>
-              <w:t xml:space="preserve">    wc_ratio_E=.4, air_content_F=7,percent_fine_G=70, percent_coarse_H=30, percent_other_I=0,</w:t>
-            </w:r>
-          </w:p>
-          <w:p>
-            <w:r>
-              <w:t xml:space="preserve">    sg_cement_J=3.15, sg_fly_ash_K=2.30, sg_silica_L=2.2, sg_SCM_M=0,sg_fine_N=2.62, sg_coarse_O=2.66, sg_other_P=0,</w:t>
-            </w:r>
-          </w:p>
-          <w:p>
-            <w:r>
-              <w:t xml:space="preserve">    scenario_name="Scenario 3 – Class 47B IP(25) Typical Composition: 75% Portland Cement, 30% Limestone, 70% Sand and Gravel")</w:t>
-            </w:r>
-          </w:p>
-          <w:p>
-            <w:r>
-              <w:t xml:space="preserve"> </w:t>
-            </w:r>
-          </w:p>
-          <w:p>
-            <w:r>
-              <w:t>#Scenario 4, Class 47B IP(20) Composition: 80% Portland Cement, 30% Limestone, 70% Sand and Gravel</w:t>
-            </w:r>
-          </w:p>
-          <w:p>
-            <w:r>
-              <w:t>run_mix_scenario(cement_A=451.2, fly_ash_B=112.8, silica_C=0, other_scm_D=0,</w:t>
-            </w:r>
-          </w:p>
-          <w:p>
-            <w:r>
-              <w:t xml:space="preserve">    wc_ratio_E=.4, air_content_F=7,percent_fine_G=70, percent_coarse_H=30, percent_other_I=0,</w:t>
-            </w:r>
-          </w:p>
-          <w:p>
-            <w:r>
-              <w:t xml:space="preserve">    sg_cement_J=3.15, sg_fly_ash_K=2.30, sg_silica_L=2.2, sg_SCM_M=0,sg_fine_N=2.62, sg_coarse_O=2.66, sg_other_P=0,</w:t>
-            </w:r>
-          </w:p>
-          <w:p>
-            <w:r>
-              <w:t xml:space="preserve">    scenario_name="Scenario 4 – Class 47B IP(20) Composition: 80% Portland Cement, 30% Limestone, 70% Sand and Gravel")</w:t>
+            <w:proofErr w:type="spellStart"/>
+            <w:r>
+              <w:t>run_mix_</w:t>
+            </w:r>
+            <w:proofErr w:type="gramStart"/>
+            <w:r>
+              <w:t>scenario</w:t>
+            </w:r>
+            <w:proofErr w:type="spellEnd"/>
+            <w:r>
+              <w:t>(</w:t>
+            </w:r>
+            <w:proofErr w:type="spellStart"/>
+            <w:proofErr w:type="gramEnd"/>
+            <w:r>
+              <w:t>cement_A</w:t>
+            </w:r>
+            <w:proofErr w:type="spellEnd"/>
+            <w:r>
+              <w:t xml:space="preserve">=564, </w:t>
+            </w:r>
+            <w:proofErr w:type="spellStart"/>
+            <w:r>
+              <w:t>fly_ash_B</w:t>
+            </w:r>
+            <w:proofErr w:type="spellEnd"/>
+            <w:r>
+              <w:t xml:space="preserve">=0, </w:t>
+            </w:r>
+            <w:proofErr w:type="spellStart"/>
+            <w:r>
+              <w:t>silica_C</w:t>
+            </w:r>
+            <w:proofErr w:type="spellEnd"/>
+            <w:r>
+              <w:t xml:space="preserve">=25, </w:t>
+            </w:r>
+            <w:proofErr w:type="spellStart"/>
+            <w:r>
+              <w:t>other_scm_D</w:t>
+            </w:r>
+            <w:proofErr w:type="spellEnd"/>
+            <w:r>
+              <w:t>=0,</w:t>
+            </w:r>
+          </w:p>
+          <w:p>
+            <w:r>
+              <w:t xml:space="preserve">    </w:t>
+            </w:r>
+            <w:proofErr w:type="spellStart"/>
+            <w:r>
+              <w:t>wc_ratio_E</w:t>
+            </w:r>
+            <w:proofErr w:type="spellEnd"/>
+            <w:r>
+              <w:t xml:space="preserve">=.35, </w:t>
+            </w:r>
+            <w:proofErr w:type="spellStart"/>
+            <w:r>
+              <w:t>air_content_F</w:t>
+            </w:r>
+            <w:proofErr w:type="spellEnd"/>
+            <w:r>
+              <w:t>=</w:t>
+            </w:r>
+            <w:proofErr w:type="gramStart"/>
+            <w:r>
+              <w:t>6,percent</w:t>
+            </w:r>
+            <w:proofErr w:type="gramEnd"/>
+            <w:r>
+              <w:t xml:space="preserve">_fine_G=50, </w:t>
+            </w:r>
+            <w:proofErr w:type="spellStart"/>
+            <w:r>
+              <w:t>percent_coarse_H</w:t>
+            </w:r>
+            <w:proofErr w:type="spellEnd"/>
+            <w:r>
+              <w:t xml:space="preserve">=50, </w:t>
+            </w:r>
+            <w:proofErr w:type="spellStart"/>
+            <w:r>
+              <w:t>percent_other_I</w:t>
+            </w:r>
+            <w:proofErr w:type="spellEnd"/>
+            <w:r>
+              <w:t>=0,</w:t>
+            </w:r>
+          </w:p>
+          <w:p>
+            <w:r>
+              <w:t xml:space="preserve">    </w:t>
+            </w:r>
+            <w:proofErr w:type="spellStart"/>
+            <w:r>
+              <w:t>sg_cement_J</w:t>
+            </w:r>
+            <w:proofErr w:type="spellEnd"/>
+            <w:r>
+              <w:t xml:space="preserve">=3.15, </w:t>
+            </w:r>
+            <w:proofErr w:type="spellStart"/>
+            <w:r>
+              <w:t>sg_fly_ash_K</w:t>
+            </w:r>
+            <w:proofErr w:type="spellEnd"/>
+            <w:r>
+              <w:t xml:space="preserve">=2.30, </w:t>
+            </w:r>
+            <w:proofErr w:type="spellStart"/>
+            <w:r>
+              <w:t>sg_silica_L</w:t>
+            </w:r>
+            <w:proofErr w:type="spellEnd"/>
+            <w:r>
+              <w:t xml:space="preserve">=2.2, </w:t>
+            </w:r>
+            <w:proofErr w:type="spellStart"/>
+            <w:r>
+              <w:t>sg_</w:t>
+            </w:r>
+            <w:proofErr w:type="gramStart"/>
+            <w:r>
+              <w:t>SCM</w:t>
+            </w:r>
+            <w:proofErr w:type="gramEnd"/>
+            <w:r>
+              <w:t>_M</w:t>
+            </w:r>
+            <w:proofErr w:type="spellEnd"/>
+            <w:r>
+              <w:t>=__</w:t>
+            </w:r>
+            <w:proofErr w:type="gramStart"/>
+            <w:r>
+              <w:t>_,</w:t>
+            </w:r>
+            <w:proofErr w:type="spellStart"/>
+            <w:r>
+              <w:t>sg</w:t>
+            </w:r>
+            <w:proofErr w:type="gramEnd"/>
+            <w:r>
+              <w:t>_fine_N</w:t>
+            </w:r>
+            <w:proofErr w:type="spellEnd"/>
+            <w:r>
+              <w:t xml:space="preserve">=2.62, </w:t>
+            </w:r>
+            <w:proofErr w:type="spellStart"/>
+            <w:r>
+              <w:t>sg_coarse_O</w:t>
+            </w:r>
+            <w:proofErr w:type="spellEnd"/>
+            <w:r>
+              <w:t xml:space="preserve">=2.66, </w:t>
+            </w:r>
+            <w:proofErr w:type="spellStart"/>
+            <w:r>
+              <w:t>sg_other_P</w:t>
+            </w:r>
+            <w:proofErr w:type="spellEnd"/>
+            <w:r>
+              <w:t>=0,</w:t>
+            </w:r>
+          </w:p>
+          <w:p>
+            <w:r>
+              <w:t xml:space="preserve">    </w:t>
+            </w:r>
+            <w:proofErr w:type="spellStart"/>
+            <w:r>
+              <w:t>scenario_name</w:t>
+            </w:r>
+            <w:proofErr w:type="spellEnd"/>
+            <w:r>
+              <w:t>="Scenario 2 - Class SF Composition: 96% Portland Cement, 4% Silica Fume, 50% Limestone, 50% Sand and Gravel")</w:t>
+            </w:r>
+          </w:p>
+          <w:p/>
+          <w:p>
+            <w:r>
+              <w:t xml:space="preserve">#Scenario 3, Class 47B </w:t>
+            </w:r>
+            <w:proofErr w:type="gramStart"/>
+            <w:r>
+              <w:t>IP(</w:t>
+            </w:r>
+            <w:proofErr w:type="gramEnd"/>
+            <w:r>
+              <w:t>25) Typical Composition: 75% Portland Cement, 30% Limestone, 70% Sand and Gravel</w:t>
+            </w:r>
+          </w:p>
+          <w:p>
+            <w:proofErr w:type="spellStart"/>
+            <w:r>
+              <w:t>run_mix_</w:t>
+            </w:r>
+            <w:proofErr w:type="gramStart"/>
+            <w:r>
+              <w:t>scenario</w:t>
+            </w:r>
+            <w:proofErr w:type="spellEnd"/>
+            <w:r>
+              <w:t>(</w:t>
+            </w:r>
+            <w:proofErr w:type="spellStart"/>
+            <w:proofErr w:type="gramEnd"/>
+            <w:r>
+              <w:t>cement_A</w:t>
+            </w:r>
+            <w:proofErr w:type="spellEnd"/>
+            <w:r>
+              <w:t xml:space="preserve">=423, </w:t>
+            </w:r>
+            <w:proofErr w:type="spellStart"/>
+            <w:r>
+              <w:t>fly_ash_B</w:t>
+            </w:r>
+            <w:proofErr w:type="spellEnd"/>
+            <w:r>
+              <w:t xml:space="preserve">=141, </w:t>
+            </w:r>
+            <w:proofErr w:type="spellStart"/>
+            <w:r>
+              <w:t>silica_C</w:t>
+            </w:r>
+            <w:proofErr w:type="spellEnd"/>
+            <w:r>
+              <w:t xml:space="preserve">=0, </w:t>
+            </w:r>
+            <w:proofErr w:type="spellStart"/>
+            <w:r>
+              <w:t>other_scm_D</w:t>
+            </w:r>
+            <w:proofErr w:type="spellEnd"/>
+            <w:r>
+              <w:t>=0,</w:t>
+            </w:r>
+          </w:p>
+          <w:p>
+            <w:r>
+              <w:t xml:space="preserve">    </w:t>
+            </w:r>
+            <w:proofErr w:type="spellStart"/>
+            <w:r>
+              <w:t>wc_ratio_E</w:t>
+            </w:r>
+            <w:proofErr w:type="spellEnd"/>
+            <w:r>
+              <w:t xml:space="preserve">=.4, </w:t>
+            </w:r>
+            <w:proofErr w:type="spellStart"/>
+            <w:r>
+              <w:t>air_content_F</w:t>
+            </w:r>
+            <w:proofErr w:type="spellEnd"/>
+            <w:r>
+              <w:t>=</w:t>
+            </w:r>
+            <w:proofErr w:type="gramStart"/>
+            <w:r>
+              <w:t>7,percent</w:t>
+            </w:r>
+            <w:proofErr w:type="gramEnd"/>
+            <w:r>
+              <w:t xml:space="preserve">_fine_G=70, </w:t>
+            </w:r>
+            <w:proofErr w:type="spellStart"/>
+            <w:r>
+              <w:t>percent_coarse_H</w:t>
+            </w:r>
+            <w:proofErr w:type="spellEnd"/>
+            <w:r>
+              <w:t xml:space="preserve">=30, </w:t>
+            </w:r>
+            <w:proofErr w:type="spellStart"/>
+            <w:r>
+              <w:t>percent_other_I</w:t>
+            </w:r>
+            <w:proofErr w:type="spellEnd"/>
+            <w:r>
+              <w:t>=0,</w:t>
+            </w:r>
+          </w:p>
+          <w:p>
+            <w:r>
+              <w:t xml:space="preserve">    </w:t>
+            </w:r>
+            <w:proofErr w:type="spellStart"/>
+            <w:r>
+              <w:t>sg_cement_J</w:t>
+            </w:r>
+            <w:proofErr w:type="spellEnd"/>
+            <w:r>
+              <w:t xml:space="preserve">=3.15, </w:t>
+            </w:r>
+            <w:proofErr w:type="spellStart"/>
+            <w:r>
+              <w:t>sg_fly_ash_K</w:t>
+            </w:r>
+            <w:proofErr w:type="spellEnd"/>
+            <w:r>
+              <w:t xml:space="preserve">=2.30, </w:t>
+            </w:r>
+            <w:proofErr w:type="spellStart"/>
+            <w:r>
+              <w:t>sg_silica_L</w:t>
+            </w:r>
+            <w:proofErr w:type="spellEnd"/>
+            <w:r>
+              <w:t xml:space="preserve">=2.2, </w:t>
+            </w:r>
+            <w:proofErr w:type="spellStart"/>
+            <w:r>
+              <w:t>sg_SCM_M</w:t>
+            </w:r>
+            <w:proofErr w:type="spellEnd"/>
+            <w:r>
+              <w:t>=</w:t>
+            </w:r>
+            <w:proofErr w:type="gramStart"/>
+            <w:r>
+              <w:t>0,sg</w:t>
+            </w:r>
+            <w:proofErr w:type="gramEnd"/>
+            <w:r>
+              <w:t xml:space="preserve">_fine_N=2.62, </w:t>
+            </w:r>
+            <w:proofErr w:type="spellStart"/>
+            <w:r>
+              <w:t>sg_coarse_O</w:t>
+            </w:r>
+            <w:proofErr w:type="spellEnd"/>
+            <w:r>
+              <w:t xml:space="preserve">=2.66, </w:t>
+            </w:r>
+            <w:proofErr w:type="spellStart"/>
+            <w:r>
+              <w:t>sg_other_P</w:t>
+            </w:r>
+            <w:proofErr w:type="spellEnd"/>
+            <w:r>
+              <w:t>=0,</w:t>
+            </w:r>
+          </w:p>
+          <w:p>
+            <w:r>
+              <w:t xml:space="preserve">    </w:t>
+            </w:r>
+            <w:proofErr w:type="spellStart"/>
+            <w:r>
+              <w:t>scenario_name</w:t>
+            </w:r>
+            <w:proofErr w:type="spellEnd"/>
+            <w:r>
+              <w:t xml:space="preserve">="Scenario 3 – Class 47B </w:t>
+            </w:r>
+            <w:proofErr w:type="gramStart"/>
+            <w:r>
+              <w:t>IP(</w:t>
+            </w:r>
+            <w:proofErr w:type="gramEnd"/>
+            <w:r>
+              <w:t>25) Typical Composition: 75% Portland Cement, 30% Limestone, 70% Sand and Gravel")</w:t>
+            </w:r>
+          </w:p>
+          <w:p/>
+          <w:p>
+            <w:r>
+              <w:t xml:space="preserve">#Scenario 4, Class 47B </w:t>
+            </w:r>
+            <w:proofErr w:type="gramStart"/>
+            <w:r>
+              <w:t>IP(</w:t>
+            </w:r>
+            <w:proofErr w:type="gramEnd"/>
+            <w:r>
+              <w:t>20) Composition: 80% Portland Cement, 30% Limestone, 70% Sand and Gravel</w:t>
+            </w:r>
+          </w:p>
+          <w:p>
+            <w:proofErr w:type="spellStart"/>
+            <w:r>
+              <w:t>run_mix_</w:t>
+            </w:r>
+            <w:proofErr w:type="gramStart"/>
+            <w:r>
+              <w:t>scenario</w:t>
+            </w:r>
+            <w:proofErr w:type="spellEnd"/>
+            <w:r>
+              <w:t>(</w:t>
+            </w:r>
+            <w:proofErr w:type="spellStart"/>
+            <w:proofErr w:type="gramEnd"/>
+            <w:r>
+              <w:t>cement_A</w:t>
+            </w:r>
+            <w:proofErr w:type="spellEnd"/>
+            <w:r>
+              <w:t xml:space="preserve">=451.2, </w:t>
+            </w:r>
+            <w:proofErr w:type="spellStart"/>
+            <w:r>
+              <w:t>fly_ash_B</w:t>
+            </w:r>
+            <w:proofErr w:type="spellEnd"/>
+            <w:r>
+              <w:t xml:space="preserve">=112.8, </w:t>
+            </w:r>
+            <w:proofErr w:type="spellStart"/>
+            <w:r>
+              <w:t>silica_C</w:t>
+            </w:r>
+            <w:proofErr w:type="spellEnd"/>
+            <w:r>
+              <w:t xml:space="preserve">=0, </w:t>
+            </w:r>
+            <w:proofErr w:type="spellStart"/>
+            <w:r>
+              <w:t>other_scm_D</w:t>
+            </w:r>
+            <w:proofErr w:type="spellEnd"/>
+            <w:r>
+              <w:t>=0,</w:t>
+            </w:r>
+          </w:p>
+          <w:p>
+            <w:r>
+              <w:t xml:space="preserve">    </w:t>
+            </w:r>
+            <w:proofErr w:type="spellStart"/>
+            <w:r>
+              <w:t>wc_ratio_E</w:t>
+            </w:r>
+            <w:proofErr w:type="spellEnd"/>
+            <w:r>
+              <w:t xml:space="preserve">=.4, </w:t>
+            </w:r>
+            <w:proofErr w:type="spellStart"/>
+            <w:r>
+              <w:t>air_content_F</w:t>
+            </w:r>
+            <w:proofErr w:type="spellEnd"/>
+            <w:r>
+              <w:t>=</w:t>
+            </w:r>
+            <w:proofErr w:type="gramStart"/>
+            <w:r>
+              <w:t>7,percent</w:t>
+            </w:r>
+            <w:proofErr w:type="gramEnd"/>
+            <w:r>
+              <w:t xml:space="preserve">_fine_G=70, </w:t>
+            </w:r>
+            <w:proofErr w:type="spellStart"/>
+            <w:r>
+              <w:t>percent_coarse_H</w:t>
+            </w:r>
+            <w:proofErr w:type="spellEnd"/>
+            <w:r>
+              <w:t xml:space="preserve">=30, </w:t>
+            </w:r>
+            <w:proofErr w:type="spellStart"/>
+            <w:r>
+              <w:t>percent_other_I</w:t>
+            </w:r>
+            <w:proofErr w:type="spellEnd"/>
+            <w:r>
+              <w:t>=0,</w:t>
+            </w:r>
+          </w:p>
+          <w:p>
+            <w:r>
+              <w:t xml:space="preserve">    </w:t>
+            </w:r>
+            <w:proofErr w:type="spellStart"/>
+            <w:r>
+              <w:t>sg_cement_J</w:t>
+            </w:r>
+            <w:proofErr w:type="spellEnd"/>
+            <w:r>
+              <w:t xml:space="preserve">=3.15, </w:t>
+            </w:r>
+            <w:proofErr w:type="spellStart"/>
+            <w:r>
+              <w:t>sg_fly_ash_K</w:t>
+            </w:r>
+            <w:proofErr w:type="spellEnd"/>
+            <w:r>
+              <w:t xml:space="preserve">=2.30, </w:t>
+            </w:r>
+            <w:proofErr w:type="spellStart"/>
+            <w:r>
+              <w:t>sg_silica_L</w:t>
+            </w:r>
+            <w:proofErr w:type="spellEnd"/>
+            <w:r>
+              <w:t xml:space="preserve">=2.2, </w:t>
+            </w:r>
+            <w:proofErr w:type="spellStart"/>
+            <w:r>
+              <w:t>sg_SCM_M</w:t>
+            </w:r>
+            <w:proofErr w:type="spellEnd"/>
+            <w:r>
+              <w:t>=</w:t>
+            </w:r>
+            <w:proofErr w:type="gramStart"/>
+            <w:r>
+              <w:t>0,sg</w:t>
+            </w:r>
+            <w:proofErr w:type="gramEnd"/>
+            <w:r>
+              <w:t xml:space="preserve">_fine_N=2.62, </w:t>
+            </w:r>
+            <w:proofErr w:type="spellStart"/>
+            <w:r>
+              <w:t>sg_coarse_O</w:t>
+            </w:r>
+            <w:proofErr w:type="spellEnd"/>
+            <w:r>
+              <w:t xml:space="preserve">=2.66, </w:t>
+            </w:r>
+            <w:proofErr w:type="spellStart"/>
+            <w:r>
+              <w:t>sg_other_P</w:t>
+            </w:r>
+            <w:proofErr w:type="spellEnd"/>
+            <w:r>
+              <w:t>=0,</w:t>
+            </w:r>
+          </w:p>
+          <w:p>
+            <w:r>
+              <w:t xml:space="preserve">    </w:t>
+            </w:r>
+            <w:proofErr w:type="spellStart"/>
+            <w:r>
+              <w:t>scenario_name</w:t>
+            </w:r>
+            <w:proofErr w:type="spellEnd"/>
+            <w:r>
+              <w:t xml:space="preserve">="Scenario 4 – Class 47B </w:t>
+            </w:r>
+            <w:proofErr w:type="gramStart"/>
+            <w:r>
+              <w:t>IP(</w:t>
+            </w:r>
+            <w:proofErr w:type="gramEnd"/>
+            <w:r>
+              <w:t>20) Composition: 80% Portland Cement, 30% Limestone, 70% Sand and Gravel")</w:t>
             </w:r>
           </w:p>
         </w:tc>
@@ -1414,7 +4826,15 @@
           </w:tcPr>
           <w:p>
             <w:r>
-              <w:t xml:space="preserve">This section of code completes a lot. It starts by defining a function that automates the full NDOT mix design workflow for one single concrete mix scenario and then further applies it to four predefines and researched mix design scenarios. The “run_mix_scenario” function takes all the required material weight, </w:t>
+              <w:t>This section of code completes a lot. It starts by defining a function that automates the full NDOT mix design workflow for one single concrete mix scenario and then further applies it to four predefines and researched mix design scenarios. The “</w:t>
+            </w:r>
+            <w:proofErr w:type="spellStart"/>
+            <w:r>
+              <w:t>run_mix_scenario</w:t>
+            </w:r>
+            <w:proofErr w:type="spellEnd"/>
+            <w:r>
+              <w:t xml:space="preserve">” function takes all the required material weight, </w:t>
             </w:r>
             <w:r>
               <w:t>design parameters, aggregate percentages, and specific gravities as inputs.</w:t>
@@ -1441,6 +4861,10 @@
     </w:sectPr>
   </w:body>
 </w:document>
+</file>
+
+<file path=word/numbering.xml><?xml version="1.0" encoding="utf-8"?>
+<w:numbering xmlns:wpc="http://schemas.microsoft.com/office/word/2010/wordprocessingCanvas" xmlns:cx="http://schemas.microsoft.com/office/drawing/2014/chartex" xmlns:cx1="http://schemas.microsoft.com/office/drawing/2015/9/8/chartex" xmlns:cx2="http://schemas.microsoft.com/office/drawing/2015/10/21/chartex" xmlns:cx3="http://schemas.microsoft.com/office/drawing/2016/5/9/chartex" xmlns:cx4="http://schemas.microsoft.com/office/drawing/2016/5/10/chartex" xmlns:cx5="http://schemas.microsoft.com/office/drawing/2016/5/11/chartex" xmlns:cx6="http://schemas.microsoft.com/office/drawing/2016/5/12/chartex" xmlns:cx7="http://schemas.microsoft.com/office/drawing/2016/5/13/chartex" xmlns:cx8="http://schemas.microsoft.com/office/drawing/2016/5/14/chartex" xmlns:mc="http://schemas.openxmlformats.org/markup-compatibility/2006" xmlns:aink="http://schemas.microsoft.com/office/drawing/2016/ink" xmlns:am3d="http://schemas.microsoft.com/office/drawing/2017/model3d" xmlns:o="urn:schemas-microsoft-com:office:office" xmlns:oel="http://schemas.microsoft.com/office/2019/extlst" xmlns:r="http://schemas.openxmlformats.org/officeDocument/2006/relationships" xmlns:m="http://schemas.openxmlformats.org/officeDocument/2006/math" xmlns:v="urn:schemas-microsoft-com:vml" xmlns:wp14="http://schemas.microsoft.com/office/word/2010/wordprocessingDrawing" xmlns:wp="http://schemas.openxmlformats.org/drawingml/2006/wordprocessingDrawing" xmlns:w10="urn:schemas-microsoft-com:office:word" xmlns:w="http://schemas.openxmlformats.org/wordprocessingml/2006/main" xmlns:w14="http://schemas.microsoft.com/office/word/2010/wordml" xmlns:w15="http://schemas.microsoft.com/office/word/2012/wordml" xmlns:w16cex="http://schemas.microsoft.com/office/word/2018/wordml/cex" xmlns:w16cid="http://schemas.microsoft.com/office/word/2016/wordml/cid" xmlns:w16="http://schemas.microsoft.com/office/word/2018/wordml" xmlns:w16du="http://schemas.microsoft.com/office/word/2023/wordml/word16du" xmlns:w16sdtdh="http://schemas.microsoft.com/office/word/2020/wordml/sdtdatahash" xmlns:w16sdtfl="http://schemas.microsoft.com/office/word/2024/wordml/sdtformatlock" xmlns:w16se="http://schemas.microsoft.com/office/word/2015/wordml/symex" xmlns:wpg="http://schemas.microsoft.com/office/word/2010/wordprocessingGroup" xmlns:wpi="http://schemas.microsoft.com/office/word/2010/wordprocessingInk" xmlns:wne="http://schemas.microsoft.com/office/word/2006/wordml" xmlns:wps="http://schemas.microsoft.com/office/word/2010/wordprocessingShape" mc:Ignorable="w14 w15 w16se w16cid w16 w16cex w16sdtdh w16sdtfl w16du wp14"/>
 </file>
 
 <file path=word/styles.xml><?xml version="1.0" encoding="utf-8"?>
